--- a/klagomål/Bergmyrarna avvanm FSC-klagomål.docx
+++ b/klagomål/Bergmyrarna avvanm FSC-klagomål.docx
@@ -971,7 +971,7 @@
     <w:r>
       <w:tab/>
       <w:tab/>
-      <w:t>2026-07-22</w:t>
+      <w:t>2026-07-23</w:t>
       <w:br/>
       <w:br/>
     </w:r>

--- a/klagomål/Bergmyrarna avvanm FSC-klagomål.docx
+++ b/klagomål/Bergmyrarna avvanm FSC-klagomål.docx
@@ -221,7 +221,7 @@
     </w:p>
     <w:p>
       <w:r>
-        <w:t>I området finns fynd av 3 naturvårdsarter, varav 3 är rödlistade, 1 är fridlyst och 3 är typiska (T): garnlav (VU, T), knottrig blåslav (NT, T) och tretåig hackspett (NT, T, §4). Se Figur 1.</w:t>
+        <w:t>I området finns fynd av 6 naturvårdsarter, varav 5 är rödlistade, 1 är fridlyst, 4 är typiska (T) och 1 är signalart (S): garnlav (VU, T), dvärgbägarlav (NT, T), knottrig blåslav (NT, T), tretåig hackspett (NT, T, §4), vitgrynig nållav (NT) och vågbandad barkbock (S). Se Figur 1.</w:t>
       </w:r>
     </w:p>
     <w:p>
@@ -281,6 +281,26 @@
         <w:rPr>
           <w:b/>
         </w:rPr>
+        <w:t>Dvärgbägarlav (NT)</w:t>
+      </w:r>
+      <w:r>
+        <w:t xml:space="preserve"> förekommer över hela Sverige på gammal hård ved, huvudsakligen på tall men i södra Sverige även på ek. Veden utgörs framförallt av grova stubbar, lågor och grenar. Substratet har blivit sällsyntare och nybildning av substrat sker bara i begränsad omfattning. Arten hotas av att grova lågor blir allt sällsyntare i dagens kulturskogar samt att nybildningen av lämpliga substrat går mycket långsamt. En riklig tillgång på gamla tall- eller eklågor måste säkerställas på artens lokaler. Dvärgbägarlav är typisk art för </w:t>
+      </w:r>
+      <w:r>
+        <w:rPr>
+          <w:i/>
+        </w:rPr>
+        <w:t>9010 Taiga</w:t>
+      </w:r>
+      <w:r>
+        <w:t xml:space="preserve"> (SLU Artdatabanken, 2024; Nitare &amp; Skogsstyrelsen, 2019).</w:t>
+      </w:r>
+    </w:p>
+    <w:p>
+      <w:r>
+        <w:rPr>
+          <w:b/>
+        </w:rPr>
         <w:t>Knottrig blåslav (NT)</w:t>
       </w:r>
       <w:r>
@@ -334,6 +354,28 @@
       </w:r>
       <w:r>
         <w:t xml:space="preserve"> (Skogsstyrelsen, 2016; SLU Artdatabanken, 2024).</w:t>
+      </w:r>
+    </w:p>
+    <w:p>
+      <w:r>
+        <w:rPr>
+          <w:b/>
+        </w:rPr>
+        <w:t>Vitgrynig nållav (NT)</w:t>
+      </w:r>
+      <w:r>
+        <w:t xml:space="preserve"> växer nästan uteslutande på bark av gamla, senvuxna granar i skuggiga lägen med hög och jämn luftfuktighet. Den vanligaste naturtypen för arten är kontinuitetsskogar på frisk mark men den finns också i sumpgranskogar. På lång sikt utgör avverkningar av olikåldriga granskogar av naturskogskaraktär ett allvarligt hot mot arten och skogsbruksåtgärder på eller i närheten av växtplatserna bör undvikas. Naturskogsartade, fuktiga granskogar med förekomster av arten signalerar höga biologiska värden och bör bevaras (SLU Artdatabanken, 2024; Nitare &amp; Skogsstyrelsen, 2019).</w:t>
+      </w:r>
+    </w:p>
+    <w:p>
+      <w:r>
+        <w:rPr>
+          <w:b/>
+        </w:rPr>
+        <w:t xml:space="preserve">Vågbandad barkbock </w:t>
+      </w:r>
+      <w:r>
+        <w:t>är en långhorning vars larvutveckling sker under bark på nyligen döda stående barrträd, främst gran, mer undantagsvis på tall. Främst i stående träd, särskilt gamla, långsamvuxna granar med grov bark, även i grövre grenar, stubbar eller vindfällen. Arten är starkt knuten till naturskogsliknande granskogar, och gynnas av extrema torrsomrar som försvagar träden. Arten påverkas negativt av brist på kontinuitetsskog och en minskning av populationen pågår eller förväntas ske (SLU Artdatabanken, 2025).</w:t>
       </w:r>
     </w:p>
     <w:p>
@@ -442,7 +484,7 @@
         <w:rPr>
           <w:i/>
         </w:rPr>
-        <w:t>I det aktuella skogsområdet har 3 naturvårdsarter varav 3 rödlistade arter sina livsmiljöer och växtplatser.</w:t>
+        <w:t>I det aktuella skogsområdet har 6 naturvårdsarter varav 5 rödlistade arter sina livsmiljöer och växtplatser.</w:t>
       </w:r>
     </w:p>
     <w:p>

--- a/klagomål/Bergmyrarna avvanm FSC-klagomål.docx
+++ b/klagomål/Bergmyrarna avvanm FSC-klagomål.docx
@@ -216,12 +216,12 @@
         <w:spacing w:after="240"/>
       </w:pPr>
       <w:r>
-        <w:t>Figur 1. Fyndplatser för naturvårdsarter i området. Markörer utan svart kant är placerade på fyndplatsen. Markörer med svart kant är placerade vid sidan av fyndplatsen har ett svart streck som visar fyndplatsens exakta position. Kartans mittpunktskoordinat är N 7331065, E 655590 i SWEREF 99 TM.</w:t>
+        <w:t>Figur 1. Fyndplatser för naturvårdsarter i och inom 16 meter från området. Markörer utan svart kant är placerade på fyndplatsen. Markörer med svart kant är placerade vid sidan av fyndplatsen har ett svart streck som visar fyndplatsens exakta position. Kartans mittpunktskoordinat är N 7331065, E 655590 i SWEREF 99 TM.</w:t>
       </w:r>
     </w:p>
     <w:p>
       <w:r>
-        <w:t>I området finns fynd av 6 naturvårdsarter, varav 5 är rödlistade, 1 är fridlyst, 4 är typiska (T) och 1 är signalart (S): garnlav (VU, T), dvärgbägarlav (NT, T), knottrig blåslav (NT, T), tretåig hackspett (NT, T, §4), vitgrynig nållav (NT) och vågbandad barkbock (S). Se Figur 1.</w:t>
+        <w:t>I och inom 16 meter från området finns fynd av 6 naturvårdsarter, varav 5 är rödlistade, 1 är fridlyst, 4 är typiska (T) och 1 är signalart (S): garnlav (VU, T), dvärgbägarlav (NT, T), knottrig blåslav (NT, T), tretåig hackspett (NT, T, §4), vitgrynig nållav (NT) och vågbandad barkbock (S). Se Figur 1.</w:t>
       </w:r>
     </w:p>
     <w:p>

--- a/klagomål/Bergmyrarna avvanm FSC-klagomål.docx
+++ b/klagomål/Bergmyrarna avvanm FSC-klagomål.docx
@@ -221,7 +221,7 @@
     </w:p>
     <w:p>
       <w:r>
-        <w:t>I och inom 16 meter från området finns fynd av 6 naturvårdsarter, varav 5 är rödlistade, 1 är fridlyst, 4 är typiska (T) och 1 är signalart (S): garnlav (VU, T), dvärgbägarlav (NT, T), knottrig blåslav (NT, T), tretåig hackspett (NT, T, §4), vitgrynig nållav (NT) och vågbandad barkbock (S). Se Figur 1.</w:t>
+        <w:t>I och inom 16 meter från området finns fynd av 9 naturvårdsarter, varav 6 är rödlistade, 3 är fridlysta, 7 är typiska (T) och 1 är signalart (S): garnlav (VU, T), dvärgbägarlav (NT, T), knottrig blåslav (NT, T), tretåig hackspett (NT, T, §4), vedskivlav (NT, T), vitgrynig nållav (NT), vågbandad barkbock (S), spillkråka (T, §4) och tjäder (T, §4). Se Figur 1.</w:t>
       </w:r>
     </w:p>
     <w:p>
@@ -361,6 +361,26 @@
         <w:rPr>
           <w:b/>
         </w:rPr>
+        <w:t>Vedskivlav (NT)</w:t>
+      </w:r>
+      <w:r>
+        <w:t xml:space="preserve"> växer på gammal, torr, exponerad, hård kärnved av framförallt tall i naturskogsartade bestånd. Avverkning av tallskog av naturskogskaraktär med spår av återkommande bränder är ett hot. Mängden lämplig ved att växa på för vedskivlav minskar, dels på grund av naturlig nedbrytning men framförallt på grund av att de förstörs i samband med slutavverkningar, gallringar och markberedning. Tall- och blandbarrskogar av naturskogskaraktär med spår av återkommande bränder bör skyddas. Vedskivlav är typisk art för </w:t>
+      </w:r>
+      <w:r>
+        <w:rPr>
+          <w:i/>
+        </w:rPr>
+        <w:t>9010 Taiga</w:t>
+      </w:r>
+      <w:r>
+        <w:t xml:space="preserve"> (SLU Artdatabanken, 2024).</w:t>
+      </w:r>
+    </w:p>
+    <w:p>
+      <w:r>
+        <w:rPr>
+          <w:b/>
+        </w:rPr>
         <w:t>Vitgrynig nållav (NT)</w:t>
       </w:r>
       <w:r>
@@ -376,6 +396,64 @@
       </w:r>
       <w:r>
         <w:t>är en långhorning vars larvutveckling sker under bark på nyligen döda stående barrträd, främst gran, mer undantagsvis på tall. Främst i stående träd, särskilt gamla, långsamvuxna granar med grov bark, även i grövre grenar, stubbar eller vindfällen. Arten är starkt knuten till naturskogsliknande granskogar, och gynnas av extrema torrsomrar som försvagar träden. Arten påverkas negativt av brist på kontinuitetsskog och en minskning av populationen pågår eller förväntas ske (SLU Artdatabanken, 2025).</w:t>
+      </w:r>
+    </w:p>
+    <w:p>
+      <w:r>
+        <w:rPr>
+          <w:b/>
+        </w:rPr>
+        <w:t>Spillkråka (§4)</w:t>
+      </w:r>
+      <w:r>
+        <w:t xml:space="preserve"> omfattas av bilaga 1 i EU:s fågeldirektiv och är typisk art för </w:t>
+      </w:r>
+      <w:r>
+        <w:rPr>
+          <w:i/>
+        </w:rPr>
+        <w:t xml:space="preserve">9010 Taiga </w:t>
+      </w:r>
+      <w:r>
+        <w:t>och</w:t>
+      </w:r>
+      <w:r>
+        <w:rPr>
+          <w:i/>
+        </w:rPr>
+        <w:t xml:space="preserve"> 9740 Skogsbevuxen myr</w:t>
+      </w:r>
+      <w:r>
+        <w:t>. Den behöver grova träd, främst tall, asp och bok som boträd. Skogsbruk med korta omloppstider och täta, homogena ungskogar utgör det största hotet. Spillkråka är en nyckelart i skogliga miljöer vars övergivna bohål utnyttjas av flera andra hålhäckande fågelarter och fladdermöss, däribland pärluggla (EN, §4), knipa (§4), salskrake (§4) och skogsduva (§4). Hökuggla (VU, §4) och slaguggla (§4) häckar ofta i högstubbar som brutits av i höjd med ett gammalt spillkråkebo (SLU Artdatabanken, 2026; Skogsstyrelsen, 2016).</w:t>
+      </w:r>
+    </w:p>
+    <w:p>
+      <w:r>
+        <w:rPr>
+          <w:b/>
+        </w:rPr>
+        <w:t>Tjäder (§4)</w:t>
+      </w:r>
+      <w:r>
+        <w:t xml:space="preserve"> omfattas av bilaga 1 och 2 EU:s fågeldirektiv och är typisk art för </w:t>
+      </w:r>
+      <w:r>
+        <w:rPr>
+          <w:i/>
+        </w:rPr>
+        <w:t xml:space="preserve">9010 Taiga </w:t>
+      </w:r>
+      <w:r>
+        <w:t xml:space="preserve">och </w:t>
+      </w:r>
+      <w:r>
+        <w:rPr>
+          <w:i/>
+        </w:rPr>
+        <w:t>9740 Skogsbevuxen myr</w:t>
+      </w:r>
+      <w:r>
+        <w:t>. Tjädern är en utpräglad skogsfågel knuten till större sammanhängande barrskogsområden. Tupparna och hönorna utnyttjar till viss del olika miljöer, och habitatvalet varierar dessutom mellan olika delar av året. För att det ska finnas livskraftiga tjäderbestånd krävs funktionella skogslandskap med en blandning av uppvuxen, gles och luckig skog, täta sumpskogar, myrar och andra små våtmarker. Arten försvinner när skogen fragmenteras och den sammanlagda arealen hyggen och andra öppna områden blir för stor. Ett småskaligt och försiktigt virkesuttag genom hyggesfria metoder kan i vissa fall vara möjligt i området inom 200 m från lekcentrum. Längre ut från lekcentrum, inom 200–500 m bör den avverkade ytan inte överskrida 1 hektar för att undvika alltför stora och snabba förändringar (Skogsstyrelsen, 2019; SLU Artdatabanken, 2024).</w:t>
       </w:r>
     </w:p>
     <w:p>
@@ -484,7 +562,7 @@
         <w:rPr>
           <w:i/>
         </w:rPr>
-        <w:t>I det aktuella skogsområdet har 6 naturvårdsarter varav 5 rödlistade arter sina livsmiljöer och växtplatser.</w:t>
+        <w:t>I det aktuella skogsområdet har 9 naturvårdsarter varav 6 rödlistade arter sina livsmiljöer och växtplatser.</w:t>
       </w:r>
     </w:p>
     <w:p>
@@ -883,6 +961,147 @@
       </w:r>
       <w:r>
         <w:t>Acta Ornithologica 40(1): 53–60.</w:t>
+      </w:r>
+    </w:p>
+    <w:p>
+      <w:pPr>
+        <w:pStyle w:val="Heading1"/>
+      </w:pPr>
+      <w:r>
+        <w:t>Spillkråka – ekologi samt krav på livsmiljön</w:t>
+      </w:r>
+    </w:p>
+    <w:p>
+      <w:r>
+        <w:t xml:space="preserve">Spillkråka (§4) ingår i bilaga 1 EU:s fågeldirektiv och är typisk art för </w:t>
+      </w:r>
+      <w:r>
+        <w:rPr>
+          <w:i/>
+        </w:rPr>
+        <w:t xml:space="preserve">9010 Taiga </w:t>
+      </w:r>
+      <w:r>
+        <w:t>och</w:t>
+      </w:r>
+      <w:r>
+        <w:rPr>
+          <w:i/>
+        </w:rPr>
+        <w:t xml:space="preserve"> 9740 Skogsbevuxen myr</w:t>
+      </w:r>
+      <w:r>
+        <w:t>. Den lever i både barr- och blandskog liksom i ren lövskog. De tätaste populationerna tenderar att finnas i äldre, variationsrik blandskog med gott om död ved och gamla träd. Varje par utnyttjar 400–1000 hektar skog beroende på skogens kvalitet. Skogsbruk med korta omloppstider och täta, homogena ungskogar utgör det största hotet (SLU Artdatabanken, 2026).</w:t>
+      </w:r>
+    </w:p>
+    <w:p>
+      <w:r>
+        <w:t>Spillkråka är en nyckelart i skogliga miljöer vars övergivna bohål utnyttjas av flera andra hålhäckande fågelarter och fladdermöss, däribland pärluggla (EN, §4), knipa (§4), salskrake (§4) och skogsduva (§4). Hökuggla (VU, §4) och slaguggla (§4) häckar ofta i högstubbar som brutits av i höjd med ett gammalt spillkråkebo (Skogsstyrelsen, 2016).</w:t>
+      </w:r>
+    </w:p>
+    <w:p>
+      <w:pPr>
+        <w:pStyle w:val="Heading2"/>
+      </w:pPr>
+      <w:r>
+        <w:t>Referenser – spillkråka</w:t>
+      </w:r>
+    </w:p>
+    <w:p>
+      <w:r>
+        <w:t xml:space="preserve">Skogsstyrelsen, 2016. </w:t>
+      </w:r>
+      <w:r>
+        <w:rPr>
+          <w:i/>
+        </w:rPr>
+        <w:t xml:space="preserve">Vägledning för hänsyn till spillkråka. </w:t>
+      </w:r>
+      <w:r>
+        <w:t>Vägledningar och kunskapsstöd artskydd – Skogsstyrelsen.</w:t>
+      </w:r>
+    </w:p>
+    <w:p>
+      <w:r>
+        <w:t xml:space="preserve">SLU Artdatabanken, 2026. </w:t>
+      </w:r>
+      <w:r>
+        <w:rPr>
+          <w:i/>
+        </w:rPr>
+        <w:t xml:space="preserve">Artfaktablad. Naturvård – artfakta. </w:t>
+      </w:r>
+      <w:r>
+        <w:t>SLU Artdatabanken, Uppsala.</w:t>
+      </w:r>
+    </w:p>
+    <w:p>
+      <w:pPr>
+        <w:pStyle w:val="Heading1"/>
+      </w:pPr>
+      <w:r>
+        <w:t>Tjäder – ekologi samt krav på livsmiljön</w:t>
+      </w:r>
+    </w:p>
+    <w:p>
+      <w:r>
+        <w:t xml:space="preserve">Tjäder (§4) omfattas av bilaga 1 och 2 EU:s fågeldirektiv och är typisk art för </w:t>
+      </w:r>
+      <w:r>
+        <w:rPr>
+          <w:i/>
+        </w:rPr>
+        <w:t xml:space="preserve">9010 Taiga </w:t>
+      </w:r>
+      <w:r>
+        <w:t xml:space="preserve">och </w:t>
+      </w:r>
+      <w:r>
+        <w:rPr>
+          <w:i/>
+        </w:rPr>
+        <w:t>9740 Skogsbevuxen myr</w:t>
+      </w:r>
+      <w:r>
+        <w:t>. Tjädern är en utpräglad skogsfågel knuten till större sammanhängande barrskogsområden. Tupparna och hönorna utnyttjar till viss del olika miljöer, och habitatvalet varierar dessutom mellan olika delar av året. För att det ska finnas livskraftiga tjäderbestånd krävs funktionella skogslandskap med en blandning av uppvuxen, gles och luckig skog, täta sumpskogar, myrar och andra små våtmarker (Skogsstyrelsen, 2019; SLU Artdatabanken 2024).</w:t>
+      </w:r>
+    </w:p>
+    <w:p>
+      <w:r>
+        <w:t>Arten försvinner när skogen fragmenteras och den sammanlagda arealen hyggen och andra öppna områden blir för stor. Ett småskaligt och försiktigt virkesuttag genom hyggesfria metoder kan i vissa fall vara möjligt i området inom 200 m från lekcentrum. Längre ut från lekcentrum, inom 200–500 m bör den avverkade ytan inte överskrida 1 hektar för att undvika alltför stora och snabba förändringar (Skogsstyrelsen, 2019).</w:t>
+      </w:r>
+    </w:p>
+    <w:p>
+      <w:pPr>
+        <w:pStyle w:val="Heading2"/>
+      </w:pPr>
+      <w:r>
+        <w:t>Referenser – tjäder</w:t>
+      </w:r>
+    </w:p>
+    <w:p>
+      <w:r>
+        <w:t xml:space="preserve">Skogsstyrelsen, 2019. </w:t>
+      </w:r>
+      <w:r>
+        <w:rPr>
+          <w:i/>
+        </w:rPr>
+        <w:t>Vägledning för hänsyn till fåglar – tjäder.</w:t>
+      </w:r>
+    </w:p>
+    <w:p>
+      <w:r>
+        <w:t xml:space="preserve">SLU Artdatabanken, 2024. </w:t>
+      </w:r>
+      <w:r>
+        <w:rPr>
+          <w:i/>
+        </w:rPr>
+        <w:t xml:space="preserve">Artfaktablad. Naturvård – artfakta. </w:t>
+      </w:r>
+      <w:r>
+        <w:t>SLU Artdatabanken, Uppsala</w:t>
       </w:r>
     </w:p>
     <w:sectPr>

--- a/klagomål/Bergmyrarna avvanm FSC-klagomål.docx
+++ b/klagomål/Bergmyrarna avvanm FSC-klagomål.docx
@@ -221,7 +221,7 @@
     </w:p>
     <w:p>
       <w:r>
-        <w:t>I och inom 16 meter från området finns fynd av 9 naturvårdsarter, varav 6 är rödlistade, 3 är fridlysta, 7 är typiska (T) och 1 är signalart (S): garnlav (VU, T), dvärgbägarlav (NT, T), knottrig blåslav (NT, T), tretåig hackspett (NT, T, §4), vedskivlav (NT, T), vitgrynig nållav (NT), vågbandad barkbock (S), spillkråka (T, §4) och tjäder (T, §4). Se Figur 1.</w:t>
+        <w:t>I och inom 16 meter från området finns fynd av 14 naturvårdsarter, varav 9 är rödlistade, 5 är fridlysta, 12 är typiska (T) och 3 är signalarter (S): garnlav (VU, T), dvärgbägarlav (NT, T), gammelgransskål (NT, T), knottrig blåslav (NT, T), rödbrun blekspik (NT, T), stjärntagging (NT, T), tretåig hackspett (NT, T, §4), vedskivlav (NT, T), vitgrynig nållav (NT), korallrot (S, T, §8), spindelblomster (S, T, §8), vågbandad barkbock (S), spillkråka (T, §4) och tjäder (T, §4). Se Figur 1.</w:t>
       </w:r>
     </w:p>
     <w:p>
@@ -301,6 +301,26 @@
         <w:rPr>
           <w:b/>
         </w:rPr>
+        <w:t>Gammelgransskål (NT)</w:t>
+      </w:r>
+      <w:r>
+        <w:t xml:space="preserve"> är en liten skålsvamp som växer på gamla granar med skrovlig bark. Typiska växtplatser är gransumpskog i myrkanter, bäckdråg, bäckraviner och skuggiga bergssluttningar, men också skog på torrare mark kan hysa arten om beståndet har stark naturskogskaraktär. Bestånd med arten bör behandlas som nyckelbiotoper och sparas vid en slutavverkning. Även gallring bör undvikas. Gammelgransskål är typisk art för </w:t>
+      </w:r>
+      <w:r>
+        <w:rPr>
+          <w:i/>
+        </w:rPr>
+        <w:t>9010 Taiga</w:t>
+      </w:r>
+      <w:r>
+        <w:t xml:space="preserve"> (SLU Artdatabanken, 2024; Nitare &amp; Skogsstyrelsen, 2019).</w:t>
+      </w:r>
+    </w:p>
+    <w:p>
+      <w:r>
+        <w:rPr>
+          <w:b/>
+        </w:rPr>
         <w:t>Knottrig blåslav (NT)</w:t>
       </w:r>
       <w:r>
@@ -332,6 +352,64 @@
         <w:rPr>
           <w:b/>
         </w:rPr>
+        <w:t>Rödbrun blekspik (NT)</w:t>
+      </w:r>
+      <w:r>
+        <w:t xml:space="preserve"> växer i norra Sverige på bark och ved av björk och gran i skogar med hög och jämn luftfuktighet. I södra Sverige växer den främst på ek i öppna åldriga lövskogar. I norra delen av sitt utbredningsområde hotas arten av slutavverkningar av gamla granskogar. I den södra delen av landet hotas den genom de åldriga lövskogarnas tillbakagång och särskilt ekhagarnas igenväxning och genom plantering av sådan mark med barrskog. Rödbrun blekspik är typisk art för </w:t>
+      </w:r>
+      <w:r>
+        <w:rPr>
+          <w:i/>
+        </w:rPr>
+        <w:t xml:space="preserve">9010 Taiga, 9020 Nordlig ädellövskog, 9070 Trädklädd betesmark, 9160 Näringsrik ekskog </w:t>
+      </w:r>
+      <w:r>
+        <w:t xml:space="preserve">och </w:t>
+      </w:r>
+      <w:r>
+        <w:rPr>
+          <w:i/>
+        </w:rPr>
+        <w:t>9180 Ädellövskog i branter</w:t>
+      </w:r>
+      <w:r>
+        <w:t xml:space="preserve"> och signalerar alltid höga naturvärden (SLU Artdatabanken, 2024; Nitare &amp; Skogsstyrelsen, 2019).</w:t>
+      </w:r>
+    </w:p>
+    <w:p>
+      <w:r>
+        <w:rPr>
+          <w:b/>
+        </w:rPr>
+        <w:t>Stjärntagging (NT)</w:t>
+      </w:r>
+      <w:r>
+        <w:t xml:space="preserve"> signalerar inom hela sitt utbredningsområde höga naturvärden. Svampen är uttorkningskänslig och beroende av ett oförändrat fuktigt mikroklimat. Den är även beroende av en ständig tillgång på död ved i olika nedbrytningsstadier, dock ej nödvändigtvis grova träd. Tidigare påverkan på miljön måste dock ha varit så skonsam att det naturliga skogsekosystemet till stora delar har bevarats. Minskningstakten för den svenska populationen bedöms vara nära gränsvärdet för Sårbar (VU). Stjärntagging är typisk art för </w:t>
+      </w:r>
+      <w:r>
+        <w:rPr>
+          <w:i/>
+        </w:rPr>
+        <w:t xml:space="preserve">9010 Taiga, 9050 Näringsrik granskog </w:t>
+      </w:r>
+      <w:r>
+        <w:t xml:space="preserve">och </w:t>
+      </w:r>
+      <w:r>
+        <w:rPr>
+          <w:i/>
+        </w:rPr>
+        <w:t>9030 Landhöjningsskog</w:t>
+      </w:r>
+      <w:r>
+        <w:t xml:space="preserve"> (SLU Artdatabanken, 2024; Nitare &amp; Skogsstyrelsen, 2019).</w:t>
+      </w:r>
+    </w:p>
+    <w:p>
+      <w:r>
+        <w:rPr>
+          <w:b/>
+        </w:rPr>
         <w:t>Tretåig hackspett (NT, §4)</w:t>
       </w:r>
       <w:r>
@@ -385,6 +463,55 @@
       </w:r>
       <w:r>
         <w:t xml:space="preserve"> växer nästan uteslutande på bark av gamla, senvuxna granar i skuggiga lägen med hög och jämn luftfuktighet. Den vanligaste naturtypen för arten är kontinuitetsskogar på frisk mark men den finns också i sumpgranskogar. På lång sikt utgör avverkningar av olikåldriga granskogar av naturskogskaraktär ett allvarligt hot mot arten och skogsbruksåtgärder på eller i närheten av växtplatserna bör undvikas. Naturskogsartade, fuktiga granskogar med förekomster av arten signalerar höga biologiska värden och bör bevaras (SLU Artdatabanken, 2024; Nitare &amp; Skogsstyrelsen, 2019).</w:t>
+      </w:r>
+    </w:p>
+    <w:p>
+      <w:r>
+        <w:rPr>
+          <w:b/>
+        </w:rPr>
+        <w:t>Korallrot (§8)</w:t>
+      </w:r>
+      <w:r>
+        <w:t xml:space="preserve"> växer i sumpskogar och annan fuktig eller växelfuktig skogsmark, exempelvis i alkärr och kärrkanter, fuktiga bäckdalar, raviner, myrlaggar, sumpiga strandskogar samt i fuktiga lundar. Den visar på mer eller mindre stabila förhållanden och intakt hydrologi och är känslig för avverkning, körskador, skogsgödsling och dikning. Korallrot är typisk art för </w:t>
+      </w:r>
+      <w:r>
+        <w:rPr>
+          <w:i/>
+        </w:rPr>
+        <w:t>9080 Lövsumpskog</w:t>
+      </w:r>
+      <w:r>
+        <w:t xml:space="preserve"> och fridlyst enligt 8 § artskyddsförordningen (SLU Artdatabanken, 2024; Nitare &amp; Skogsstyrelsen, 2019).</w:t>
+      </w:r>
+    </w:p>
+    <w:p>
+      <w:r>
+        <w:rPr>
+          <w:b/>
+        </w:rPr>
+        <w:t>Spindelblomster (§8)</w:t>
+      </w:r>
+      <w:r>
+        <w:t xml:space="preserve"> växer i äldre mossrik granskog eller barrblandskog, men även i fjällbjörkskog. Arten indikerar långvarig trädkontinuitet och hög luftfuktighet och är mycket känslig för uttorkning och markskador. Spindelblomster har i många trakter minskat starkt under senare tid på grund av slutavverkningar och skogsmarksdikning. Spindelblomster är typisk art för </w:t>
+      </w:r>
+      <w:r>
+        <w:rPr>
+          <w:i/>
+        </w:rPr>
+        <w:t xml:space="preserve">9010 Taiga, 9050 Näringsrik granskog </w:t>
+      </w:r>
+      <w:r>
+        <w:t>och</w:t>
+      </w:r>
+      <w:r>
+        <w:rPr>
+          <w:i/>
+        </w:rPr>
+        <w:t xml:space="preserve"> 9040 Fjällbjörkskog</w:t>
+      </w:r>
+      <w:r>
+        <w:t xml:space="preserve"> (Nitare &amp; Skogsstyrelsen, 2019; SLU Artdatabanken, 2025).</w:t>
       </w:r>
     </w:p>
     <w:p>
@@ -562,7 +689,7 @@
         <w:rPr>
           <w:i/>
         </w:rPr>
-        <w:t>I det aktuella skogsområdet har 9 naturvårdsarter varav 6 rödlistade arter sina livsmiljöer och växtplatser.</w:t>
+        <w:t>I det aktuella skogsområdet har 14 naturvårdsarter varav 9 rödlistade arter sina livsmiljöer och växtplatser.</w:t>
       </w:r>
     </w:p>
     <w:p>

--- a/klagomål/Bergmyrarna avvanm FSC-klagomål.docx
+++ b/klagomål/Bergmyrarna avvanm FSC-klagomål.docx
@@ -221,7 +221,7 @@
     </w:p>
     <w:p>
       <w:r>
-        <w:t>I och inom 16 meter från området finns fynd av 14 naturvårdsarter, varav 9 är rödlistade, 5 är fridlysta, 12 är typiska (T) och 3 är signalarter (S): garnlav (VU, T), dvärgbägarlav (NT, T), gammelgransskål (NT, T), knottrig blåslav (NT, T), rödbrun blekspik (NT, T), stjärntagging (NT, T), tretåig hackspett (NT, T, §4), vedskivlav (NT, T), vitgrynig nållav (NT), korallrot (S, T, §8), spindelblomster (S, T, §8), vågbandad barkbock (S), spillkråka (T, §4) och tjäder (T, §4). Se Figur 1.</w:t>
+        <w:t>I och inom 16 meter från området finns fynd av 24 naturvårdsarter, varav 15 är rödlistade, 6 är fridlysta, 19 är typiska (T) och 7 är signalarter (S): garnlav (VU, T), gränsticka (VU, T), blanksvart spiklav (NT), dvärgbägarlav (NT, T), gammelgransskål (NT, T), knottrig blåslav (NT, T), rödbrun blekspik (NT, T), stjärntagging (NT, T), talltita (NT, §4), tretåig hackspett (NT, T, §4), ullticka (NT, T), vedskivlav (NT, T), violmussling (NT, T), vitgrynig nållav (NT), älg (NT), bronshjon (S, T), bårdlav (S, T), korallrot (S, T, §8), luddlav (S, T), spindelblomster (S, T, §8), stuplav (S, T), vågbandad barkbock (S), spillkråka (T, §4) och tjäder (T, §4). Se Figur 1.</w:t>
       </w:r>
     </w:p>
     <w:p>
@@ -281,10 +281,10 @@
         <w:rPr>
           <w:b/>
         </w:rPr>
-        <w:t>Dvärgbägarlav (NT)</w:t>
-      </w:r>
-      <w:r>
-        <w:t xml:space="preserve"> förekommer över hela Sverige på gammal hård ved, huvudsakligen på tall men i södra Sverige även på ek. Veden utgörs framförallt av grova stubbar, lågor och grenar. Substratet har blivit sällsyntare och nybildning av substrat sker bara i begränsad omfattning. Arten hotas av att grova lågor blir allt sällsyntare i dagens kulturskogar samt att nybildningen av lämpliga substrat går mycket långsamt. En riklig tillgång på gamla tall- eller eklågor måste säkerställas på artens lokaler. Dvärgbägarlav är typisk art för </w:t>
+        <w:t>Gränsticka (VU)</w:t>
+      </w:r>
+      <w:r>
+        <w:t xml:space="preserve"> är en mycket bra signalart inom hela sitt utbredningsområde. Den är huvudsakligen knuten till restbestånd av barrnaturskog och förekommer med ett tydligt optimum i orörda eller måttligt påverkade gamla granskogar där det föreligger långvarig kontinuitet av grov död ved. Den totala populationen bedöms ha minskat och fortsätter att minska i takt med att grankontinuitetsskogar (äldre tidigare icke kalavverkade skogar) minskar i areal. Minskningstakten överstiger gränsvärdet för sårbar (VU). Lokaler som hyser arten bör undantas från skogsbruk, speciellt i mellersta och södra Sverige. Gränsticka är typisk art för </w:t>
       </w:r>
       <w:r>
         <w:rPr>
@@ -293,6 +293,37 @@
         <w:t>9010 Taiga</w:t>
       </w:r>
       <w:r>
+        <w:t xml:space="preserve"> (SLU Artdatabanken, 2026; Nitare &amp; Skogsstyrelsen, 2019).</w:t>
+      </w:r>
+    </w:p>
+    <w:p>
+      <w:r>
+        <w:rPr>
+          <w:b/>
+        </w:rPr>
+        <w:t>Blanksvart spiklav (NT)</w:t>
+      </w:r>
+      <w:r>
+        <w:t xml:space="preserve"> förekommer på torr, hård, gammal kärnved men även på äldre ytved av tall i naturskogsartade bestånd med begränsad brandpåverkan och ostörd hydrologi. Skogsbruksåtgärder på eller i närheten av lokaler med blanksvart spiklav utgör ett hot. Naturskogsartade öppna tall- och barrblandskogar med blanksvart spiklav indikerar höga biologiska värden och bör bevaras (SLU Artdatabanken, 2024).</w:t>
+      </w:r>
+    </w:p>
+    <w:p>
+      <w:r>
+        <w:rPr>
+          <w:b/>
+        </w:rPr>
+        <w:t>Dvärgbägarlav (NT)</w:t>
+      </w:r>
+      <w:r>
+        <w:t xml:space="preserve"> förekommer över hela Sverige på gammal hård ved, huvudsakligen på tall men i södra Sverige även på ek. Veden utgörs framförallt av grova stubbar, lågor och grenar. Substratet har blivit sällsyntare och nybildning av substrat sker bara i begränsad omfattning. Arten hotas av att grova lågor blir allt sällsyntare i dagens kulturskogar samt att nybildningen av lämpliga substrat går mycket långsamt. En riklig tillgång på gamla tall- eller eklågor måste säkerställas på artens lokaler. Dvärgbägarlav är typisk art för </w:t>
+      </w:r>
+      <w:r>
+        <w:rPr>
+          <w:i/>
+        </w:rPr>
+        <w:t>9010 Taiga</w:t>
+      </w:r>
+      <w:r>
         <w:t xml:space="preserve"> (SLU Artdatabanken, 2024; Nitare &amp; Skogsstyrelsen, 2019).</w:t>
       </w:r>
     </w:p>
@@ -410,6 +441,17 @@
         <w:rPr>
           <w:b/>
         </w:rPr>
+        <w:t>Talltita (NT, §4)</w:t>
+      </w:r>
+      <w:r>
+        <w:t>, rödlistad som nära hotad och prioriterad art i Skogsvårdslagen, har häckningsrevir i anmälan. Arten har minskat kraftigt de senaste 30 åren och minskningstakten innevarande 10-årsperiod beräknas till 20 (10–30) %. Talltitan är synnerligen trogen sitt cirka 15 hektar stora revir och är beroende av flerskiktade olikåldriga skogar för att kunna föda upp sina ungar. Talltitan försvinner om dess livsmiljö kalavverkas (Eggers &amp; Low, 2014; Ekman, 1979; Griesser et al, 2007; Klein, 2020; Siffczyk et al, 2003; SLU Artdatabanken, 2021).</w:t>
+      </w:r>
+    </w:p>
+    <w:p>
+      <w:r>
+        <w:rPr>
+          <w:b/>
+        </w:rPr>
         <w:t>Tretåig hackspett (NT, §4)</w:t>
       </w:r>
       <w:r>
@@ -439,6 +481,62 @@
         <w:rPr>
           <w:b/>
         </w:rPr>
+        <w:t>Ullticka (NT)</w:t>
+      </w:r>
+      <w:r>
+        <w:t xml:space="preserve"> är knuten till restbestånd av barrnaturskog och förekommer med ett tydligt optimum i orörda eller måttligt påverkade gamla granskogar där det föreligger viss kontinuitet av grov död ved. Ullticka är en bra signalart inom hela sitt utbredningsområde och i södra Sverige är den sällsynt och en god signalart för skyddsvärda granskogsmiljöer. Den hotas av avverkning och fragmentering av naturskog och äldre granskog med lång trädkontinuitet. På ullticka kan ibland ulltickeporing (VU) påträffas - det är en sällsynt ticka som nyligen delats upp i de tre olika arterna ulltickeporing </w:t>
+      </w:r>
+      <w:r>
+        <w:rPr>
+          <w:i/>
+        </w:rPr>
+        <w:t xml:space="preserve">Skeletocutis brevispora </w:t>
+      </w:r>
+      <w:r>
+        <w:t>(VU)</w:t>
+      </w:r>
+      <w:r>
+        <w:rPr>
+          <w:i/>
+        </w:rPr>
+        <w:t>, Skeletocutis delicata</w:t>
+      </w:r>
+      <w:r>
+        <w:t xml:space="preserve"> (VU)</w:t>
+      </w:r>
+      <w:r>
+        <w:rPr>
+          <w:i/>
+        </w:rPr>
+        <w:t xml:space="preserve"> och Skeletocutis exilis</w:t>
+      </w:r>
+      <w:r>
+        <w:t xml:space="preserve"> (NT). Ullticka är typisk art för </w:t>
+      </w:r>
+      <w:r>
+        <w:rPr>
+          <w:i/>
+        </w:rPr>
+        <w:t xml:space="preserve">9010 Taiga, 9050 Näringsrik granskog </w:t>
+      </w:r>
+      <w:r>
+        <w:t xml:space="preserve">och </w:t>
+      </w:r>
+      <w:r>
+        <w:rPr>
+          <w:i/>
+        </w:rPr>
+        <w:t>9030 Landhöjningsskog</w:t>
+      </w:r>
+      <w:r>
+        <w:t xml:space="preserve"> (SLU Artdatabanken, 2026; Nitare &amp; Skogsstyrelsen, 2019; Miettinen &amp; Niemelä, 2018).</w:t>
+      </w:r>
+    </w:p>
+    <w:p>
+      <w:r>
+        <w:rPr>
+          <w:b/>
+        </w:rPr>
         <w:t>Vedskivlav (NT)</w:t>
       </w:r>
       <w:r>
@@ -459,10 +557,133 @@
         <w:rPr>
           <w:b/>
         </w:rPr>
+        <w:t>Violmussling (NT)</w:t>
+      </w:r>
+      <w:r>
+        <w:t xml:space="preserve"> växer på döda, oftast omkullfallna stammar av gran eller tall. De flesta fynden har gjorts i gammal, orörd skog och arten är en mycket god indikator på förekomst av lång skoglig kontinuitet. Platser som hyser stora bestånd av violmussling bör i första hand skyddas och undantas från skogsbruk. Flera sällsynta och mycket sällsynta tickor och skalbaggar är mer eller mindre starkt associerade med violtickor </w:t>
+      </w:r>
+      <w:r>
+        <w:rPr>
+          <w:i/>
+        </w:rPr>
+        <w:t>Trichaptum spp.</w:t>
+      </w:r>
+      <w:r>
+        <w:t xml:space="preserve"> och död ved som först rötats av någon </w:t>
+      </w:r>
+      <w:r>
+        <w:rPr>
+          <w:i/>
+        </w:rPr>
+        <w:t>Trichaptum-art</w:t>
+      </w:r>
+      <w:r>
+        <w:t>. Bland dessa kan nämnas gul mjukporing (CR), lämmelporing (CR), kilporing (VU), parasitporing (VU), gropig brunbagge (NT), gulbandad brunbagge</w:t>
+      </w:r>
+      <w:r>
+        <w:rPr>
+          <w:i/>
+        </w:rPr>
+        <w:t xml:space="preserve"> </w:t>
+      </w:r>
+      <w:r>
+        <w:t>(NT) och brunkantad brunbagge</w:t>
+      </w:r>
+      <w:r>
+        <w:rPr>
+          <w:i/>
+        </w:rPr>
+        <w:t xml:space="preserve"> </w:t>
+      </w:r>
+      <w:r>
+        <w:t xml:space="preserve">(DD). Violmussling är typisk art för </w:t>
+      </w:r>
+      <w:r>
+        <w:rPr>
+          <w:i/>
+        </w:rPr>
+        <w:t>9010 Taiga</w:t>
+      </w:r>
+      <w:r>
+        <w:t xml:space="preserve"> (SLU Artdatabanken, 2026; Nitare &amp; Skogsstyrelsen, 2019).</w:t>
+      </w:r>
+    </w:p>
+    <w:p>
+      <w:r>
+        <w:rPr>
+          <w:b/>
+        </w:rPr>
         <w:t>Vitgrynig nållav (NT)</w:t>
       </w:r>
       <w:r>
         <w:t xml:space="preserve"> växer nästan uteslutande på bark av gamla, senvuxna granar i skuggiga lägen med hög och jämn luftfuktighet. Den vanligaste naturtypen för arten är kontinuitetsskogar på frisk mark men den finns också i sumpgranskogar. På lång sikt utgör avverkningar av olikåldriga granskogar av naturskogskaraktär ett allvarligt hot mot arten och skogsbruksåtgärder på eller i närheten av växtplatserna bör undvikas. Naturskogsartade, fuktiga granskogar med förekomster av arten signalerar höga biologiska värden och bör bevaras (SLU Artdatabanken, 2024; Nitare &amp; Skogsstyrelsen, 2019).</w:t>
+      </w:r>
+    </w:p>
+    <w:p>
+      <w:r>
+        <w:rPr>
+          <w:b/>
+        </w:rPr>
+        <w:t>Bronshjon</w:t>
+      </w:r>
+      <w:r>
+        <w:t xml:space="preserve"> är en skalbagge vars larvutveckling sker under grov bark på stammar av döda eller döende barrträd, främst gran, i mindre omfattning tall. Arten är knuten till äldre, naturskogslik granskog med inslag av torkande träd. Bronshjon är typisk art för </w:t>
+      </w:r>
+      <w:r>
+        <w:rPr>
+          <w:i/>
+        </w:rPr>
+        <w:t>9010 Taiga</w:t>
+      </w:r>
+      <w:r>
+        <w:t xml:space="preserve"> (SLU Artdatabanken, 2025).</w:t>
+      </w:r>
+    </w:p>
+    <w:p>
+      <w:r>
+        <w:rPr>
+          <w:b/>
+        </w:rPr>
+        <w:t>Bårdlav</w:t>
+      </w:r>
+      <w:r>
+        <w:t xml:space="preserve"> signalerar miljöer med höga naturvärden och på lokalerna finns vanligtvis många andra ovanliga och rödlistade arter. Den visar även på platser med hög och jämn luftfuktighet. På bårdlav och andra njurlavar (Nephroma) kan de sällsynta parasiterna </w:t>
+      </w:r>
+      <w:r>
+        <w:rPr>
+          <w:i/>
+        </w:rPr>
+        <w:t xml:space="preserve">Protounguicularia nephromatis </w:t>
+      </w:r>
+      <w:r>
+        <w:t xml:space="preserve">(VU) och </w:t>
+      </w:r>
+      <w:r>
+        <w:rPr>
+          <w:i/>
+        </w:rPr>
+        <w:t xml:space="preserve">Tremella nephromatis </w:t>
+      </w:r>
+      <w:r>
+        <w:t xml:space="preserve">(DD) påträffas. Bårdlav är typisk art för </w:t>
+      </w:r>
+      <w:r>
+        <w:rPr>
+          <w:i/>
+        </w:rPr>
+        <w:t xml:space="preserve">9010 Taiga, 9020 Nordlig ädellövskog, 9070 Trädklädd betesmark, 9110 Näringsfattig bokskog, 9160 Näringsrik ekskog, 9180 Ädellövskog i branter </w:t>
+      </w:r>
+      <w:r>
+        <w:t>och</w:t>
+      </w:r>
+      <w:r>
+        <w:rPr>
+          <w:i/>
+        </w:rPr>
+        <w:t xml:space="preserve"> 9190 Näringsfattig ekskog</w:t>
+      </w:r>
+      <w:r>
+        <w:t xml:space="preserve"> (SLU Artdatabanken, 2026; Nitare &amp; Skogsstyrelsen, 2019).</w:t>
       </w:r>
     </w:p>
     <w:p>
@@ -490,6 +711,44 @@
         <w:rPr>
           <w:b/>
         </w:rPr>
+        <w:t>Luddlav</w:t>
+      </w:r>
+      <w:r>
+        <w:t xml:space="preserve"> signalerar lång skoglig kontinuitet med ett stabilt lokal- och mikroklimat med hög och jämn fuktighet. Luddlav är typisk art för </w:t>
+      </w:r>
+      <w:r>
+        <w:rPr>
+          <w:i/>
+        </w:rPr>
+        <w:t>9010 Taiga,</w:t>
+      </w:r>
+      <w:r>
+        <w:t xml:space="preserve"> </w:t>
+      </w:r>
+      <w:r>
+        <w:rPr>
+          <w:i/>
+        </w:rPr>
+        <w:t xml:space="preserve">9020 Nordlig ädellövskog, 9070 Trädklädd betesmark, 9110 Näringsfattig bokskog, 9180 Ädellövskog i branter </w:t>
+      </w:r>
+      <w:r>
+        <w:t>och</w:t>
+      </w:r>
+      <w:r>
+        <w:rPr>
+          <w:i/>
+        </w:rPr>
+        <w:t xml:space="preserve"> 9190 Näringsfattig ekskog </w:t>
+      </w:r>
+      <w:r>
+        <w:t>(Nitare &amp; Skogsstyrelsen, 2019; SLU Artdatabanken, 2025).</w:t>
+      </w:r>
+    </w:p>
+    <w:p>
+      <w:r>
+        <w:rPr>
+          <w:b/>
+        </w:rPr>
         <w:t>Spindelblomster (§8)</w:t>
       </w:r>
       <w:r>
@@ -512,6 +771,62 @@
       </w:r>
       <w:r>
         <w:t xml:space="preserve"> (Nitare &amp; Skogsstyrelsen, 2019; SLU Artdatabanken, 2025).</w:t>
+      </w:r>
+    </w:p>
+    <w:p>
+      <w:r>
+        <w:rPr>
+          <w:b/>
+        </w:rPr>
+        <w:t>Stuplav</w:t>
+      </w:r>
+      <w:r>
+        <w:t xml:space="preserve"> är en mycket bra signalart i hela sitt utbredningsområde och förekommer nästan enbart i skogsmiljöer med höga naturvärden. Den indikerar långvarig förekomst av gamla lövträd och miljöer med konstant hög luftfuktighet. I skogar med suboceaniskt klimat finns det en mycket sällsynt parasit, njurlavsknapp </w:t>
+      </w:r>
+      <w:r>
+        <w:rPr>
+          <w:i/>
+        </w:rPr>
+        <w:t>Pletocarpon nephromeum</w:t>
+      </w:r>
+      <w:r>
+        <w:t xml:space="preserve"> (EN), som växer på stuplav. Ytterligare tre sällsynta lavparasiter, </w:t>
+      </w:r>
+      <w:r>
+        <w:rPr>
+          <w:i/>
+        </w:rPr>
+        <w:t>Protounguicularia nephromatis</w:t>
+      </w:r>
+      <w:r>
+        <w:t xml:space="preserve"> (VU), </w:t>
+      </w:r>
+      <w:r>
+        <w:rPr>
+          <w:i/>
+        </w:rPr>
+        <w:t>Refractohilum galligenum</w:t>
+      </w:r>
+      <w:r>
+        <w:t xml:space="preserve"> (NT) och </w:t>
+      </w:r>
+      <w:r>
+        <w:rPr>
+          <w:i/>
+        </w:rPr>
+        <w:t>Roselliniella nephromatis</w:t>
+      </w:r>
+      <w:r>
+        <w:t xml:space="preserve"> (DD), kan också påträffas på stuplav. Stuplav är typisk art för </w:t>
+      </w:r>
+      <w:r>
+        <w:rPr>
+          <w:i/>
+        </w:rPr>
+        <w:t>9010 Taiga</w:t>
+      </w:r>
+      <w:r>
+        <w:t xml:space="preserve"> (SLU Artdatabanken, 2026; Nitare &amp; Skogsstyrelsen, 2019).</w:t>
       </w:r>
     </w:p>
     <w:p>
@@ -668,10 +983,18 @@
         <w:rPr>
           <w:b/>
         </w:rPr>
-        <w:t xml:space="preserve">6.4.3 </w:t>
-      </w:r>
-      <w:r>
-        <w:t>Bevarandeåtgärder genomförs för de kända förekomster av rödlistade arter som påverkas av skogsbruk.</w:t>
+        <w:t xml:space="preserve">6.4.1 </w:t>
+      </w:r>
+      <w:r>
+        <w:t>Följande biotoper undantas från alla skogsbruksåtgärder, förutom åtgärder påkallade för att bevara eller främja biotopens naturliga eller hävdbetingade biologiska mångfald:</w:t>
+      </w:r>
+    </w:p>
+    <w:p>
+      <w:pPr>
+        <w:ind w:left="357"/>
+      </w:pPr>
+      <w:r>
+        <w:t>b) nyckelbiotoper enligt Skogsstyrelsens definition och metod (1995)</w:t>
       </w:r>
     </w:p>
     <w:p>
@@ -689,7 +1012,36 @@
         <w:rPr>
           <w:i/>
         </w:rPr>
-        <w:t>I det aktuella skogsområdet har 14 naturvårdsarter varav 9 rödlistade arter sina livsmiljöer och växtplatser.</w:t>
+        <w:t>I det aktuella skogsområdet har 22 rödlistade arter och signalarter påträffats. Detta ska jämföras med Skogsstyrelsens uppföljning 2017 av nyckelbiotoper som visade att man i genomsnitt hittar 20,6 olika rödlistade arter och signalarter i en nyckelbiotop (Wijk, S. 2017. Biologisk mångfald i nyckelbiotoper – Resultat från inventeringen “Uppföljning biologisk mångfald” 2009–2015. Rapport 4/2017 Skogsstyrelsen, Jönköping).</w:t>
+      </w:r>
+    </w:p>
+    <w:p>
+      <w:r>
+        <w:rPr>
+          <w:b/>
+        </w:rPr>
+        <w:t xml:space="preserve">6.4.3 </w:t>
+      </w:r>
+      <w:r>
+        <w:t>Bevarandeåtgärder genomförs för de kända förekomster av rödlistade arter som påverkas av skogsbruk.</w:t>
+      </w:r>
+    </w:p>
+    <w:p>
+      <w:pPr>
+        <w:pStyle w:val="ListBullet"/>
+      </w:pPr>
+      <w:r>
+        <w:rPr>
+          <w:b/>
+          <w:i/>
+        </w:rPr>
+        <w:t xml:space="preserve">Kommentar: </w:t>
+      </w:r>
+      <w:r>
+        <w:rPr>
+          <w:i/>
+        </w:rPr>
+        <w:t>I det aktuella skogsområdet har 24 naturvårdsarter varav 15 rödlistade arter sina livsmiljöer och växtplatser.</w:t>
       </w:r>
     </w:p>
     <w:p>
@@ -887,6 +1239,126 @@
       </w:pPr>
       <w:r>
         <w:t>BILAGA 1 – Fridlysta arter</w:t>
+      </w:r>
+    </w:p>
+    <w:p>
+      <w:pPr>
+        <w:pStyle w:val="Heading1"/>
+      </w:pPr>
+      <w:r>
+        <w:t>Talltita – ekologi samt krav på livsmiljön</w:t>
+      </w:r>
+    </w:p>
+    <w:p>
+      <w:r>
+        <w:t>Talltita är rödlistad som NT, fridlyst och prioriterad art i Skogsvårdslagen. Den omfattas av EU:s fågeldirektiv. Arten har minskat kraftigt de senaste 30 åren och minskningstakten innevarande 10-årsperiod beräknas till 20 (10–30) % (SLU Artdatabanken, 2022).</w:t>
+      </w:r>
+    </w:p>
+    <w:p>
+      <w:r>
+        <w:t>Talltita föredrar större sammanhängande barrskogar, och finns såväl i tallskog som granskog och i lövblandad barrskog. Skogens struktur är viktig och ska helst vara flerskiktad med riklig underväxt av mindre granar, björk och andra lövträd och buskar. Tillgång på murknande högstubbar är särskilt viktig, eftersom talltitan helst själv hackar ut sitt bohål (SLU Artdatabanken, 2022).</w:t>
+      </w:r>
+    </w:p>
+    <w:p>
+      <w:r>
+        <w:t>Det finns flera studier som visar att talltita är känslig för gallring och inte överlever när dess livsmiljö kalavverkas (Eggers and Low, 2014; Griesser et al., 2007; Klein, 2020). Talltitans revir är förhållandevis stora, 10–20 hektar och arten missgynnas när skogen fragmenteras. Kalavverkning av större delar av reviret innebär att det överges (Artdatabanken, 2021).</w:t>
+      </w:r>
+    </w:p>
+    <w:p>
+      <w:r>
+        <w:t>Talltitan är synnerligen trogen sitt revir så länge paret lever och biotopen förblir intakt. Paret stannar i sitt revir året om. En förlust av ett revir har därför en stor inverkan på den lokala populationen och trakthyggesbruket anses vara orsak till den svenska populationens kraftiga minskning. Talltiteparets revirtrohet innebär att närhelst under året man observerar en adult talltita så ingår denna plats i reviret (Siffczyk et al., 2003; Ekman, 1979).</w:t>
+      </w:r>
+    </w:p>
+    <w:p>
+      <w:pPr>
+        <w:pStyle w:val="Heading2"/>
+      </w:pPr>
+      <w:r>
+        <w:t>Referenser – talltita</w:t>
+      </w:r>
+    </w:p>
+    <w:p>
+      <w:r>
+        <w:t xml:space="preserve">Eggers, S., Low, M., 2014. </w:t>
+      </w:r>
+      <w:r>
+        <w:rPr>
+          <w:i/>
+        </w:rPr>
+        <w:t xml:space="preserve">Differential demographic responses of sympatric Parids to vegetation management in boreal forest. </w:t>
+      </w:r>
+      <w:r>
+        <w:t>For. Ecol. Manage. 319, 169–175.</w:t>
+      </w:r>
+    </w:p>
+    <w:p>
+      <w:r>
+        <w:t xml:space="preserve">Ekman, J., 1979. </w:t>
+      </w:r>
+      <w:r>
+        <w:rPr>
+          <w:i/>
+        </w:rPr>
+        <w:t xml:space="preserve">Coherence, composition and territories of winter social groups of the Willow Tit Parus montanus and the Crested Tit P. cristatus. </w:t>
+      </w:r>
+      <w:r>
+        <w:t>Ornis Scandinavica, 10, pp 56–68</w:t>
+      </w:r>
+    </w:p>
+    <w:p>
+      <w:r>
+        <w:t xml:space="preserve">Griesser, M., Nystrand, M., Eggers, S., Ekman, J., 2007. </w:t>
+      </w:r>
+      <w:r>
+        <w:rPr>
+          <w:i/>
+        </w:rPr>
+        <w:t xml:space="preserve">Impact of forestry practices on fitness correlates and population productivity in an open-nesting bird species. </w:t>
+      </w:r>
+      <w:r>
+        <w:t>Conserv. Biol. 21, 767–774. https://doi.org/10.1111/j.1523- 1739.2007.00675.x</w:t>
+      </w:r>
+    </w:p>
+    <w:p>
+      <w:r>
+        <w:t xml:space="preserve">Klein, J., 2020. </w:t>
+      </w:r>
+      <w:r>
+        <w:rPr>
+          <w:i/>
+        </w:rPr>
+        <w:t xml:space="preserve">The forgotten forest – On thinning, retention, and biodiversity in the boreal forest. </w:t>
+      </w:r>
+      <w:r>
+        <w:t>Doctoral Thesis No. 2020:50</w:t>
+      </w:r>
+    </w:p>
+    <w:p>
+      <w:r>
+        <w:t xml:space="preserve">Siffczyk, C., Brotons, L., Kangas, K., Orell, M., 2003. </w:t>
+      </w:r>
+      <w:r>
+        <w:rPr>
+          <w:i/>
+        </w:rPr>
+        <w:t xml:space="preserve">Home range size of willow tits. </w:t>
+      </w:r>
+      <w:r>
+        <w:t>Oecologica, 136, 635–642 (2003)</w:t>
+      </w:r>
+    </w:p>
+    <w:p>
+      <w:r>
+        <w:t xml:space="preserve">SLU Artdatabanken, 2021. </w:t>
+      </w:r>
+      <w:r>
+        <w:rPr>
+          <w:i/>
+        </w:rPr>
+        <w:t xml:space="preserve">Artfaktablad. Naturvård – artfakta. </w:t>
+      </w:r>
+      <w:r>
+        <w:t>SLU Artdatabanken, Uppsala</w:t>
       </w:r>
     </w:p>
     <w:p>

--- a/klagomål/Bergmyrarna avvanm FSC-klagomål.docx
+++ b/klagomål/Bergmyrarna avvanm FSC-klagomål.docx
@@ -221,7 +221,7 @@
     </w:p>
     <w:p>
       <w:r>
-        <w:t>I och inom 16 meter från området finns fynd av 24 naturvårdsarter, varav 15 är rödlistade, 6 är fridlysta, 19 är typiska (T) och 7 är signalarter (S): garnlav (VU, T), gränsticka (VU, T), blanksvart spiklav (NT), dvärgbägarlav (NT, T), gammelgransskål (NT, T), knottrig blåslav (NT, T), rödbrun blekspik (NT, T), stjärntagging (NT, T), talltita (NT, §4), tretåig hackspett (NT, T, §4), ullticka (NT, T), vedskivlav (NT, T), violmussling (NT, T), vitgrynig nållav (NT), älg (NT), bronshjon (S, T), bårdlav (S, T), korallrot (S, T, §8), luddlav (S, T), spindelblomster (S, T, §8), stuplav (S, T), vågbandad barkbock (S), spillkråka (T, §4) och tjäder (T, §4). Se Figur 1.</w:t>
+        <w:t>I och inom 16 meter från området finns fynd av 28 naturvårdsarter, varav 18 är rödlistade, 8 är fridlysta, 22 är typiska (T) och 8 är signalarter (S): doftticka (VU, T, §8), garnlav (VU, T), gränsticka (VU, T), blanksvart spiklav (NT), duvhök (NT, §4), dvärgbägarlav (NT, T), gammelgransskål (NT, T), knottrig blåslav (NT, T), rödbrun blekspik (NT, T), stjärntagging (NT, T), talltita (NT, §4), tretåig hackspett (NT, T, §4), ullticka (NT, T), vedskivlav (NT, T), vedtrappmossa (NT, T), violmussling (NT, T), vitgrynig nållav (NT), älg (NT), bronshjon (S, T), bårdlav (S, T), korallrot (S, T, §8), luddlav (S, T), norrlandslav (S, T), spindelblomster (S, T, §8), stuplav (S, T), vågbandad barkbock (S), spillkråka (T, §4) och tjäder (T, §4). Se Figur 1.</w:t>
       </w:r>
     </w:p>
     <w:p>
@@ -252,6 +252,35 @@
         <w:rPr>
           <w:b/>
         </w:rPr>
+        <w:t>Doftticka (VU, §8)</w:t>
+      </w:r>
+      <w:r>
+        <w:t xml:space="preserve"> är rödlistad som sårbar (VU) och fridlyst enligt 8§ artskyddsförordningen. Den är även globalt rödlistad som Nära hotad (NT) vilket innebär att Sverige har ett internationellt ansvar för arten. Doftticka är beroende av hög och jämn luftfuktighet i gamla, ostörda skogsmiljöer och är känslig för snabba förändringar av ljus-/vindförhållanden eller uttorkning. Dofttickan är placerad i toppen av Skogsstyrelsens värdepyramid för bedömning av skog med höga naturvärden och signalerar alltid gamla sälgar och skogsområden med höga naturvärden. Avverkning av värdträd (främst sälg) utgör det största hotet och när gamla och olikåldriga skogar med sälg avverkas försvinner oftast sälgen. Dofttickan har minskat med ca 30 % under de senaste 30 åren och är typisk art för </w:t>
+      </w:r>
+      <w:r>
+        <w:rPr>
+          <w:i/>
+        </w:rPr>
+        <w:t>9010 Taiga</w:t>
+      </w:r>
+      <w:r>
+        <w:t xml:space="preserve"> och</w:t>
+      </w:r>
+      <w:r>
+        <w:rPr>
+          <w:i/>
+        </w:rPr>
+        <w:t xml:space="preserve"> 9050 Näringsrik granskog </w:t>
+      </w:r>
+      <w:r>
+        <w:t>(IUCN Redlist, 2024; Nitare &amp; Skogsstyrelsen, 2019; SLU Artdatabanken, 2024).</w:t>
+      </w:r>
+    </w:p>
+    <w:p>
+      <w:r>
+        <w:rPr>
+          <w:b/>
+        </w:rPr>
         <w:t>Garnlav (VU)</w:t>
       </w:r>
       <w:r>
@@ -312,6 +341,17 @@
         <w:rPr>
           <w:b/>
         </w:rPr>
+        <w:t>Duvhök (NT, §4)</w:t>
+      </w:r>
+      <w:r>
+        <w:t>, som är rödlistad som nära hotad, har minskat med 15 (0–30) % under de senaste 18 åren och minskningstakten för den svenska populationen bedöms vara nära gränsvärdet för sårbar (VU). Arten är starkt bunden till skogsmark och jagar helst inne i äldre skog. Den missgynnas av stora hyggen och täta planteringar. De gamla fåglarna är i huvudsak stationära i sina revir och boet läggs inne i tät, oftast äldre skog. Kantzoner mot öppen mark undviks och duvhöken, som är beroende av insynsskyddade boplatser, är därför känsligare för slutavverkning än flera andra rovfåglar. Friställande av boträd eller avverkning så att boplatsen blir exponerad mot öppen mark, medför att platsen överges. Eftersom duvhöken helst häckar i gammal skog, är dess häckningsplatser i princip alltid mer eller mindre hotade av skogsbruk och avverkningar (SLU Artdatabanken, 2026; Skogsstyrelsen 2016).</w:t>
+      </w:r>
+    </w:p>
+    <w:p>
+      <w:r>
+        <w:rPr>
+          <w:b/>
+        </w:rPr>
         <w:t>Dvärgbägarlav (NT)</w:t>
       </w:r>
       <w:r>
@@ -557,6 +597,26 @@
         <w:rPr>
           <w:b/>
         </w:rPr>
+        <w:t xml:space="preserve">Vedtrappmossa (NT) </w:t>
+      </w:r>
+      <w:r>
+        <w:t xml:space="preserve">växer på död ved, främst i gammal granskog. Den förekommer knappast alls i fjällnära barrskogar utan finns i skogslandskapet nedom fjällen och framför allt i landets södra delar är den en mycket bra signalart för barrnaturskog med höga naturvärden. Skogsavverkning och brist på grov död ved i skogen är de allvarligaste hoten och den överlever inte kalhyggesbruk. Lokaler med sluten granskog, tillräckligt stora för att säkerställa ett kontinuerligt tillskott på grova lågor, bör undantas från storskaligt skogsbruk. Vedtrappmossa är typisk art för </w:t>
+      </w:r>
+      <w:r>
+        <w:rPr>
+          <w:i/>
+        </w:rPr>
+        <w:t>9010 Taiga</w:t>
+      </w:r>
+      <w:r>
+        <w:t xml:space="preserve"> (SLU Artdatabanken, 2024).</w:t>
+      </w:r>
+    </w:p>
+    <w:p>
+      <w:r>
+        <w:rPr>
+          <w:b/>
+        </w:rPr>
         <w:t>Violmussling (NT)</w:t>
       </w:r>
       <w:r>
@@ -742,6 +802,35 @@
       </w:r>
       <w:r>
         <w:t>(Nitare &amp; Skogsstyrelsen, 2019; SLU Artdatabanken, 2025).</w:t>
+      </w:r>
+    </w:p>
+    <w:p>
+      <w:r>
+        <w:rPr>
+          <w:b/>
+        </w:rPr>
+        <w:t xml:space="preserve">Norrlandslav </w:t>
+      </w:r>
+      <w:r>
+        <w:t xml:space="preserve">indikerar söder om den naturliga norrlandsgränsen barrskogsbeklädda bergbranter eller andra ostörda skogsmiljöer med höga naturvärden. Norrlandslav är typisk art för </w:t>
+      </w:r>
+      <w:r>
+        <w:rPr>
+          <w:i/>
+        </w:rPr>
+        <w:t xml:space="preserve">9010 Taiga, 8110 Silikatrasmarker </w:t>
+      </w:r>
+      <w:r>
+        <w:t>och</w:t>
+      </w:r>
+      <w:r>
+        <w:rPr>
+          <w:i/>
+        </w:rPr>
+        <w:t xml:space="preserve"> 8120 Kalkrasmarker </w:t>
+      </w:r>
+      <w:r>
+        <w:t>(Nitare &amp; Skogsstyrelsen, 2000; SLU Artdatabanken, 2025).</w:t>
       </w:r>
     </w:p>
     <w:p>
@@ -1012,7 +1101,7 @@
         <w:rPr>
           <w:i/>
         </w:rPr>
-        <w:t>I det aktuella skogsområdet har 22 rödlistade arter och signalarter påträffats. Detta ska jämföras med Skogsstyrelsens uppföljning 2017 av nyckelbiotoper som visade att man i genomsnitt hittar 20,6 olika rödlistade arter och signalarter i en nyckelbiotop (Wijk, S. 2017. Biologisk mångfald i nyckelbiotoper – Resultat från inventeringen “Uppföljning biologisk mångfald” 2009–2015. Rapport 4/2017 Skogsstyrelsen, Jönköping).</w:t>
+        <w:t>I det aktuella skogsområdet har 26 rödlistade arter och signalarter påträffats. Detta ska jämföras med Skogsstyrelsens uppföljning 2017 av nyckelbiotoper som visade att man i genomsnitt hittar 20,6 olika rödlistade arter och signalarter i en nyckelbiotop (Wijk, S. 2017. Biologisk mångfald i nyckelbiotoper – Resultat från inventeringen “Uppföljning biologisk mångfald” 2009–2015. Rapport 4/2017 Skogsstyrelsen, Jönköping).</w:t>
       </w:r>
     </w:p>
     <w:p>
@@ -1041,7 +1130,7 @@
         <w:rPr>
           <w:i/>
         </w:rPr>
-        <w:t>I det aktuella skogsområdet har 24 naturvårdsarter varav 15 rödlistade arter sina livsmiljöer och växtplatser.</w:t>
+        <w:t>I det aktuella skogsområdet har 28 naturvårdsarter varav 18 rödlistade arter sina livsmiljöer och växtplatser.</w:t>
       </w:r>
     </w:p>
     <w:p>
@@ -1239,6 +1328,70 @@
       </w:pPr>
       <w:r>
         <w:t>BILAGA 1 – Fridlysta arter</w:t>
+      </w:r>
+    </w:p>
+    <w:p>
+      <w:pPr>
+        <w:pStyle w:val="Heading1"/>
+      </w:pPr>
+      <w:r>
+        <w:t>Duvhök – ekologi samt krav på livsmiljön</w:t>
+      </w:r>
+    </w:p>
+    <w:p>
+      <w:r>
+        <w:t>Duvhök (NT, §4) är rödlistad som nära hotad och fridlyst enligt 4§ artskyddsförordningen. Arten har minskat med 15 (0–30) % under de senaste 18 åren och minskningstakten för den svenska populationen bedöms vara nära gränsvärdet för sårbar (VU). Bedömningen baseras på direkt observation, ett för arten lämpligt abundansindex och minskad geografisk utbredning och/eller försämrad habitatkvalitet (allt yngre och tätare skogar vilket försvårar för boplacering samt missgynnar jaktmöjligheterna) (SLU Artdatabanken, 2026).</w:t>
+      </w:r>
+    </w:p>
+    <w:p>
+      <w:r>
+        <w:t>Duvhöken är starkt bunden till skogsmark, såväl för häckning som födosök. Den påträffas oftast i större skogsområden med äldre skog, men kan ibland även häcka i dungar i områden dominerade av öppen mark. De gamla fåglarna är i huvudsak stationära i sina revir. Duvhöken jagar helst inne i äldre skog och missgynnas av stora hyggen och täta planteringar (Skogsstyrelsen, 2016).</w:t>
+      </w:r>
+    </w:p>
+    <w:p>
+      <w:r>
+        <w:t>Boet läggs inne i tät, oftast äldre skog. Kantzoner mot öppen mark undviks och duvhöken är därför känsligare för slutavverkning än flera andra rovfåglar. Boträdet måste vara grovgrenigt och är oftast en äldre gran eller tall, i sydligaste Sverige är bok vanligt. Duvhöken är beroende av insynsskyddade boplatser. Friställande av boträd eller avverkning så att boplatsen är exponerad mot öppen mark, medför att platsen överges. Samma bo kan användas flera år i rad, men likt andra rovfåglar har den normalt ett eller flera alternativa bon (Skogsstyrelsen, 2016). Eftersom duvhöken helst häckar i gammal skog, är dess häckningsplatser i princip alltid mer eller mindre hotade av skogsbruk och avverkningar (SLU Artdatabanken, 2026).</w:t>
+      </w:r>
+    </w:p>
+    <w:p>
+      <w:r>
+        <w:t>Den viktigaste begränsande faktorn för duvhökspopulationen i stort är födan och ett allvarligare problem är därför den av skogsbruket orsakade storskaliga omvandlingen och utarmningen av skogslandskapet, som kan påverka såväl duvhökens möjlighet att jaga som förekomsten av viktiga byten. Duvhökens jaktteknik gör den beroende av landskapets utformning och sammansättning och dess preferens för gammal skog tyder på att den är anpassad till att jaga i skog som är “lagom” tät. I öppnare biotoper, till exempel hyggen, kommer dess jaktteknik inte till sin rätt och i tätare biotoper, t.ex. ungskogar, har den relativt stora duvhöken svårt att manövrera (SLU Artdatabanken, 2026).</w:t>
+      </w:r>
+    </w:p>
+    <w:p>
+      <w:pPr>
+        <w:pStyle w:val="Heading2"/>
+      </w:pPr>
+      <w:r>
+        <w:t>Referenser – duvhök</w:t>
+      </w:r>
+    </w:p>
+    <w:p>
+      <w:r>
+        <w:t xml:space="preserve">Skogsstyrelsen, 2016. </w:t>
+      </w:r>
+      <w:r>
+        <w:rPr>
+          <w:i/>
+        </w:rPr>
+        <w:t xml:space="preserve">Duvhök – Vägledning för hänsyn till fåglar. </w:t>
+      </w:r>
+      <w:r>
+        <w:t>https://www.skogsstyrelsen.se/globalassets/lag-och-tillsyn/artskydd/vagledningar-for-hansyn-till-faglar/duvhok-vagledning-hansyn2.pdf</w:t>
+      </w:r>
+    </w:p>
+    <w:p>
+      <w:r>
+        <w:t xml:space="preserve">SLU Artdatabanken, 2026. </w:t>
+      </w:r>
+      <w:r>
+        <w:rPr>
+          <w:i/>
+        </w:rPr>
+        <w:t xml:space="preserve">Artfaktablad. Naturvård – artfakta. </w:t>
+      </w:r>
+      <w:r>
+        <w:t>SLU Artdatabanken, Uppsala</w:t>
       </w:r>
     </w:p>
     <w:p>

--- a/klagomål/Bergmyrarna avvanm FSC-klagomål.docx
+++ b/klagomål/Bergmyrarna avvanm FSC-klagomål.docx
@@ -221,7 +221,7 @@
     </w:p>
     <w:p>
       <w:r>
-        <w:t>I och inom 16 meter från området finns fynd av 28 naturvårdsarter, varav 18 är rödlistade, 8 är fridlysta, 22 är typiska (T) och 8 är signalarter (S): doftticka (VU, T, §8), garnlav (VU, T), gränsticka (VU, T), blanksvart spiklav (NT), duvhök (NT, §4), dvärgbägarlav (NT, T), gammelgransskål (NT, T), knottrig blåslav (NT, T), rödbrun blekspik (NT, T), stjärntagging (NT, T), talltita (NT, §4), tretåig hackspett (NT, T, §4), ullticka (NT, T), vedskivlav (NT, T), vedtrappmossa (NT, T), violmussling (NT, T), vitgrynig nållav (NT), älg (NT), bronshjon (S, T), bårdlav (S, T), korallrot (S, T, §8), luddlav (S, T), norrlandslav (S, T), spindelblomster (S, T, §8), stuplav (S, T), vågbandad barkbock (S), spillkråka (T, §4) och tjäder (T, §4). Se Figur 1.</w:t>
+        <w:t>I och inom 16 meter från området finns fynd av 30 naturvårdsarter, varav 20 är rödlistade, 8 är fridlysta, 23 är typiska (T) och 8 är signalarter (S): blackticka (VU), doftticka (VU, T, §8), garnlav (VU, T), gränsticka (VU, T), blanksvart spiklav (NT), duvhök (NT, §4), dvärgbägarlav (NT, T), gammelgransskål (NT, T), knottrig blåslav (NT, T), rosenticka (NT, T), rödbrun blekspik (NT, T), stjärntagging (NT, T), talltita (NT, §4), tretåig hackspett (NT, T, §4), ullticka (NT, T), vedskivlav (NT, T), vedtrappmossa (NT, T), violmussling (NT, T), vitgrynig nållav (NT), älg (NT), bronshjon (S, T), bårdlav (S, T), korallrot (S, T, §8), luddlav (S, T), norrlandslav (S, T), spindelblomster (S, T, §8), stuplav (S, T), vågbandad barkbock (S), spillkråka (T, §4) och tjäder (T, §4). Se Figur 1.</w:t>
       </w:r>
     </w:p>
     <w:p>
@@ -252,6 +252,17 @@
         <w:rPr>
           <w:b/>
         </w:rPr>
+        <w:t>Blackticka (VU)</w:t>
+      </w:r>
+      <w:r>
+        <w:t>, rödlistad som sårbar, är en exklusiv svamp som signalerar fuktiga granskogar med mycket höga naturvärden. Den har klassificerats som en “urskogsindikator” och påträffas nästan enbart i urskogsartade barrnaturskogar med långvarig kontinuitet av grova lågor i olika nedbrytningsstadier. Skogsskötselåtgärder på eller i omedelbar närhet av lokalerna utgör ett hot och på lång sikt innebär fragmenteringen av skogslandskapet att artens förekomster isoleras vilket i sig utgör ett hot mot artens överlevnad. Fler skogar med blackticka måste skyddas (Nitare &amp; Skogsstyrelsen, 2019; SLU Artdatabanken, 2024).</w:t>
+      </w:r>
+    </w:p>
+    <w:p>
+      <w:r>
+        <w:rPr>
+          <w:b/>
+        </w:rPr>
         <w:t>Doftticka (VU, §8)</w:t>
       </w:r>
       <w:r>
@@ -416,6 +427,35 @@
     <w:p>
       <w:r>
         <w:t>(SLU Artdatabanken, 2024; Nitare &amp; Skogsstyrelsen, 2019).</w:t>
+      </w:r>
+    </w:p>
+    <w:p>
+      <w:r>
+        <w:rPr>
+          <w:b/>
+        </w:rPr>
+        <w:t>Rosenticka (NT)</w:t>
+      </w:r>
+      <w:r>
+        <w:t xml:space="preserve">, rödlistad som nära hotad, ingår i en karaktäristisk association av vedsvampar som växer på gamla, grova granlågor i urskogsartade barrskogar. Den är placerad i toppen av Skogsstyrelsens värdepyramid för bedömning av skog med höga naturvärden och indikerar ett granskogsekosystem med långvarig kontinuitet av grova lågor. Artens beroende av grova granlågor innebär att alla skogsskötselåtgärder på eller i omedelbar närhet av lokalerna utgör ett hot på lång sikt. Det är angeläget att populationerna inte ytterligare glesas ut och ett tillräckligt antal områden där arten nu finns måste sparas för framtiden. Rosenticka är typisk art för </w:t>
+      </w:r>
+      <w:r>
+        <w:rPr>
+          <w:i/>
+        </w:rPr>
+        <w:t xml:space="preserve">9010 Taiga </w:t>
+      </w:r>
+      <w:r>
+        <w:t xml:space="preserve">och </w:t>
+      </w:r>
+      <w:r>
+        <w:rPr>
+          <w:i/>
+        </w:rPr>
+        <w:t>9050 Näringsrik granskog</w:t>
+      </w:r>
+      <w:r>
+        <w:t xml:space="preserve"> (Nitare &amp; Skogsstyrelsen, 2019; SLU Artdatabanken, 2024).</w:t>
       </w:r>
     </w:p>
     <w:p>
@@ -1101,7 +1141,7 @@
         <w:rPr>
           <w:i/>
         </w:rPr>
-        <w:t>I det aktuella skogsområdet har 26 rödlistade arter och signalarter påträffats. Detta ska jämföras med Skogsstyrelsens uppföljning 2017 av nyckelbiotoper som visade att man i genomsnitt hittar 20,6 olika rödlistade arter och signalarter i en nyckelbiotop (Wijk, S. 2017. Biologisk mångfald i nyckelbiotoper – Resultat från inventeringen “Uppföljning biologisk mångfald” 2009–2015. Rapport 4/2017 Skogsstyrelsen, Jönköping).</w:t>
+        <w:t>I det aktuella skogsområdet har 28 rödlistade arter och signalarter påträffats. Detta ska jämföras med Skogsstyrelsens uppföljning 2017 av nyckelbiotoper som visade att man i genomsnitt hittar 20,6 olika rödlistade arter och signalarter i en nyckelbiotop (Wijk, S. 2017. Biologisk mångfald i nyckelbiotoper – Resultat från inventeringen “Uppföljning biologisk mångfald” 2009–2015. Rapport 4/2017 Skogsstyrelsen, Jönköping).</w:t>
       </w:r>
     </w:p>
     <w:p>
@@ -1130,7 +1170,7 @@
         <w:rPr>
           <w:i/>
         </w:rPr>
-        <w:t>I det aktuella skogsområdet har 28 naturvårdsarter varav 18 rödlistade arter sina livsmiljöer och växtplatser.</w:t>
+        <w:t>I det aktuella skogsområdet har 30 naturvårdsarter varav 20 rödlistade arter sina livsmiljöer och växtplatser.</w:t>
       </w:r>
     </w:p>
     <w:p>

--- a/klagomål/Bergmyrarna avvanm FSC-klagomål.docx
+++ b/klagomål/Bergmyrarna avvanm FSC-klagomål.docx
@@ -178,7 +178,7 @@
       <w:r>
         <w:drawing>
           <wp:inline xmlns:a="http://schemas.openxmlformats.org/drawingml/2006/main" xmlns:pic="http://schemas.openxmlformats.org/drawingml/2006/picture">
-            <wp:extent cx="5486400" cy="4545964"/>
+            <wp:extent cx="5486400" cy="4547609"/>
             <wp:docPr id="1" name="Picture 1"/>
             <wp:cNvGraphicFramePr>
               <a:graphicFrameLocks noChangeAspect="1"/>
@@ -199,7 +199,7 @@
                   <pic:spPr>
                     <a:xfrm>
                       <a:off x="0" y="0"/>
-                      <a:ext cx="5486400" cy="4545964"/>
+                      <a:ext cx="5486400" cy="4547609"/>
                     </a:xfrm>
                     <a:prstGeom prst="rect"/>
                   </pic:spPr>
@@ -216,12 +216,12 @@
         <w:spacing w:after="240"/>
       </w:pPr>
       <w:r>
-        <w:t>Figur 1. Fyndplatser för naturvårdsarter i och inom 16 meter från området. Markörer utan svart kant är placerade på fyndplatsen. Markörer med svart kant är placerade vid sidan av fyndplatsen har ett svart streck som visar fyndplatsens exakta position. Kartans mittpunktskoordinat är N 7331065, E 655590 i SWEREF 99 TM.</w:t>
+        <w:t>Figur 1. Fyndplatser för naturvårdsarter i och inom 25 meter från området. Markörer utan svart kant är placerade på fyndplatsen. Markörer med svart kant är placerade vid sidan av fyndplatsen har ett svart streck som visar fyndplatsens exakta position. Kartans mittpunktskoordinat är N 7331065, E 655590 i SWEREF 99 TM.</w:t>
       </w:r>
     </w:p>
     <w:p>
       <w:r>
-        <w:t>I och inom 16 meter från området finns fynd av 30 naturvårdsarter, varav 20 är rödlistade, 8 är fridlysta, 23 är typiska (T) och 8 är signalarter (S): blackticka (VU), doftticka (VU, T, §8), garnlav (VU, T), gränsticka (VU, T), blanksvart spiklav (NT), duvhök (NT, §4), dvärgbägarlav (NT, T), gammelgransskål (NT, T), knottrig blåslav (NT, T), rosenticka (NT, T), rödbrun blekspik (NT, T), stjärntagging (NT, T), talltita (NT, §4), tretåig hackspett (NT, T, §4), ullticka (NT, T), vedskivlav (NT, T), vedtrappmossa (NT, T), violmussling (NT, T), vitgrynig nållav (NT), älg (NT), bronshjon (S, T), bårdlav (S, T), korallrot (S, T, §8), luddlav (S, T), norrlandslav (S, T), spindelblomster (S, T, §8), stuplav (S, T), vågbandad barkbock (S), spillkråka (T, §4) och tjäder (T, §4). Se Figur 1.</w:t>
+        <w:t>I och inom 25 meter från området finns fynd av 32 naturvårdsarter, varav 21 är rödlistade, 9 är fridlysta, 23 är typiska (T) och 8 är signalarter (S): blackticka (VU), doftticka (VU, T, §8), garnlav (VU, T), gränsticka (VU, T), tajgaskinn (VU), blanksvart spiklav (NT), duvhök (NT, §4), dvärgbägarlav (NT, T), gammelgransskål (NT, T), knottrig blåslav (NT, T), rosenticka (NT, T), rödbrun blekspik (NT, T), stjärntagging (NT, T), talltita (NT, §4), tretåig hackspett (NT, T, §4), ullticka (NT, T), vedskivlav (NT, T), vedtrappmossa (NT, T), violmussling (NT, T), vitgrynig nållav (NT), älg (NT), bronshjon (S, T), bårdlav (S, T), korallrot (S, T, §8), luddlav (S, T), norrlandslav (S, T), spindelblomster (S, T, §8), stuplav (S, T), vågbandad barkbock (S), spillkråka (T, §4), tjäder (T, §4) och brudsporre (§8). Se Figur 1.</w:t>
       </w:r>
     </w:p>
     <w:p>
@@ -341,6 +341,17 @@
         <w:rPr>
           <w:b/>
         </w:rPr>
+        <w:t>Tajgaskinn (VU)</w:t>
+      </w:r>
+      <w:r>
+        <w:t xml:space="preserve"> är placerad högst upp i Skogsstyrelsens värdepyramid för bedömning av skog med höga naturvärden och har klassificerats som en ”urskogsindikator” som kräver närmast orörda skogsmiljöer med långvarig kontinuitet av grova granlågor i olika nedbrytningsstadier (Nitare &amp; Skogsstyrelsen, 2019).</w:t>
+      </w:r>
+    </w:p>
+    <w:p>
+      <w:r>
+        <w:rPr>
+          <w:b/>
+        </w:rPr>
         <w:t>Blanksvart spiklav (NT)</w:t>
       </w:r>
       <w:r>
@@ -1141,7 +1152,7 @@
         <w:rPr>
           <w:i/>
         </w:rPr>
-        <w:t>I det aktuella skogsområdet har 28 rödlistade arter och signalarter påträffats. Detta ska jämföras med Skogsstyrelsens uppföljning 2017 av nyckelbiotoper som visade att man i genomsnitt hittar 20,6 olika rödlistade arter och signalarter i en nyckelbiotop (Wijk, S. 2017. Biologisk mångfald i nyckelbiotoper – Resultat från inventeringen “Uppföljning biologisk mångfald” 2009–2015. Rapport 4/2017 Skogsstyrelsen, Jönköping).</w:t>
+        <w:t>I det aktuella skogsområdet har 29 rödlistade arter och signalarter påträffats. Detta ska jämföras med Skogsstyrelsens uppföljning 2017 av nyckelbiotoper som visade att man i genomsnitt hittar 20,6 olika rödlistade arter och signalarter i en nyckelbiotop (Wijk, S. 2017. Biologisk mångfald i nyckelbiotoper – Resultat från inventeringen “Uppföljning biologisk mångfald” 2009–2015. Rapport 4/2017 Skogsstyrelsen, Jönköping).</w:t>
       </w:r>
     </w:p>
     <w:p>
@@ -1170,7 +1181,7 @@
         <w:rPr>
           <w:i/>
         </w:rPr>
-        <w:t>I det aktuella skogsområdet har 30 naturvårdsarter varav 20 rödlistade arter sina livsmiljöer och växtplatser.</w:t>
+        <w:t>I det aktuella skogsområdet har 32 naturvårdsarter varav 21 rödlistade arter sina livsmiljöer och växtplatser.</w:t>
       </w:r>
     </w:p>
     <w:p>

--- a/klagomål/Bergmyrarna avvanm FSC-klagomål.docx
+++ b/klagomål/Bergmyrarna avvanm FSC-klagomål.docx
@@ -2035,7 +2035,7 @@
     <w:r>
       <w:tab/>
       <w:tab/>
-      <w:t>2026-07-23</w:t>
+      <w:t>2026-07-24</w:t>
       <w:br/>
       <w:br/>
     </w:r>

--- a/klagomål/Bergmyrarna avvanm FSC-klagomål.docx
+++ b/klagomål/Bergmyrarna avvanm FSC-klagomål.docx
@@ -178,7 +178,7 @@
       <w:r>
         <w:drawing>
           <wp:inline xmlns:a="http://schemas.openxmlformats.org/drawingml/2006/main" xmlns:pic="http://schemas.openxmlformats.org/drawingml/2006/picture">
-            <wp:extent cx="5486400" cy="4547609"/>
+            <wp:extent cx="5486400" cy="4550494"/>
             <wp:docPr id="1" name="Picture 1"/>
             <wp:cNvGraphicFramePr>
               <a:graphicFrameLocks noChangeAspect="1"/>
@@ -199,7 +199,7 @@
                   <pic:spPr>
                     <a:xfrm>
                       <a:off x="0" y="0"/>
-                      <a:ext cx="5486400" cy="4547609"/>
+                      <a:ext cx="5486400" cy="4550494"/>
                     </a:xfrm>
                     <a:prstGeom prst="rect"/>
                   </pic:spPr>
@@ -221,7 +221,7 @@
     </w:p>
     <w:p>
       <w:r>
-        <w:t>I och inom 25 meter från området finns fynd av 32 naturvårdsarter, varav 21 är rödlistade, 9 är fridlysta, 23 är typiska (T) och 8 är signalarter (S): blackticka (VU), doftticka (VU, T, §8), garnlav (VU, T), gränsticka (VU, T), tajgaskinn (VU), blanksvart spiklav (NT), duvhök (NT, §4), dvärgbägarlav (NT, T), gammelgransskål (NT, T), knottrig blåslav (NT, T), rosenticka (NT, T), rödbrun blekspik (NT, T), stjärntagging (NT, T), talltita (NT, §4), tretåig hackspett (NT, T, §4), ullticka (NT, T), vedskivlav (NT, T), vedtrappmossa (NT, T), violmussling (NT, T), vitgrynig nållav (NT), älg (NT), bronshjon (S, T), bårdlav (S, T), korallrot (S, T, §8), luddlav (S, T), norrlandslav (S, T), spindelblomster (S, T, §8), stuplav (S, T), vågbandad barkbock (S), spillkråka (T, §4), tjäder (T, §4) och brudsporre (§8). Se Figur 1.</w:t>
+        <w:t>I och inom 25 meter från området finns fynd av 33 naturvårdsarter, varav 22 är rödlistade, 9 är fridlysta, 23 är typiska (T) och 8 är signalarter (S): blackticka (VU), doftticka (VU, T, §8), garnlav (VU, T), grantickeporing (VU), gränsticka (VU, T), tajgaskinn (VU), blanksvart spiklav (NT), duvhök (NT, §4), dvärgbägarlav (NT, T), gammelgransskål (NT, T), knottrig blåslav (NT, T), rosenticka (NT, T), rödbrun blekspik (NT, T), stjärntagging (NT, T), talltita (NT, §4), tretåig hackspett (NT, T, §4), ullticka (NT, T), vedskivlav (NT, T), vedtrappmossa (NT, T), violmussling (NT, T), vitgrynig nållav (NT), älg (NT), bronshjon (S, T), bårdlav (S, T), korallrot (S, T, §8), luddlav (S, T), norrlandslav (S, T), spindelblomster (S, T, §8), stuplav (S, T), vågbandad barkbock (S), spillkråka (T, §4), tjäder (T, §4) och brudsporre (§8). Se Figur 1.</w:t>
       </w:r>
     </w:p>
     <w:p>
@@ -321,6 +321,17 @@
         <w:rPr>
           <w:b/>
         </w:rPr>
+        <w:t>Grantickeporing (VU)</w:t>
+      </w:r>
+      <w:r>
+        <w:t xml:space="preserve"> växer på murken ved och döda fruktkroppar av granticka och gränsticka (VU). Den förekommer i naturskogsliknade granskogar, gärna i fuktiga miljöer vid källbäckar och liknande. Avverkning av naturskogslika miljöer och av grova granar där grantickeporing förekommer är ett direkt hot mot artens fortlevnad. Gamla granskogar som hyser arten undantas helt från skogsbruk (SLU Artdatabanken, 2026).</w:t>
+      </w:r>
+    </w:p>
+    <w:p>
+      <w:r>
+        <w:rPr>
+          <w:b/>
+        </w:rPr>
         <w:t>Gränsticka (VU)</w:t>
       </w:r>
       <w:r>
@@ -1152,7 +1163,7 @@
         <w:rPr>
           <w:i/>
         </w:rPr>
-        <w:t>I det aktuella skogsområdet har 29 rödlistade arter och signalarter påträffats. Detta ska jämföras med Skogsstyrelsens uppföljning 2017 av nyckelbiotoper som visade att man i genomsnitt hittar 20,6 olika rödlistade arter och signalarter i en nyckelbiotop (Wijk, S. 2017. Biologisk mångfald i nyckelbiotoper – Resultat från inventeringen “Uppföljning biologisk mångfald” 2009–2015. Rapport 4/2017 Skogsstyrelsen, Jönköping).</w:t>
+        <w:t>I det aktuella skogsområdet har 30 rödlistade arter och signalarter påträffats. Detta ska jämföras med Skogsstyrelsens uppföljning 2017 av nyckelbiotoper som visade att man i genomsnitt hittar 20,6 olika rödlistade arter och signalarter i en nyckelbiotop (Wijk, S. 2017. Biologisk mångfald i nyckelbiotoper – Resultat från inventeringen “Uppföljning biologisk mångfald” 2009–2015. Rapport 4/2017 Skogsstyrelsen, Jönköping).</w:t>
       </w:r>
     </w:p>
     <w:p>
@@ -1181,7 +1192,7 @@
         <w:rPr>
           <w:i/>
         </w:rPr>
-        <w:t>I det aktuella skogsområdet har 32 naturvårdsarter varav 21 rödlistade arter sina livsmiljöer och växtplatser.</w:t>
+        <w:t>I det aktuella skogsområdet har 33 naturvårdsarter varav 22 rödlistade arter sina livsmiljöer och växtplatser.</w:t>
       </w:r>
     </w:p>
     <w:p>

--- a/klagomål/Bergmyrarna avvanm FSC-klagomål.docx
+++ b/klagomål/Bergmyrarna avvanm FSC-klagomål.docx
@@ -2046,7 +2046,7 @@
     <w:r>
       <w:tab/>
       <w:tab/>
-      <w:t>2026-07-24</w:t>
+      <w:t>2026-07-25</w:t>
       <w:br/>
       <w:br/>
     </w:r>

--- a/klagomål/Bergmyrarna avvanm FSC-klagomål.docx
+++ b/klagomål/Bergmyrarna avvanm FSC-klagomål.docx
@@ -2046,7 +2046,7 @@
     <w:r>
       <w:tab/>
       <w:tab/>
-      <w:t>2026-07-25</w:t>
+      <w:t>2026-07-26</w:t>
       <w:br/>
       <w:br/>
     </w:r>

--- a/klagomål/Bergmyrarna avvanm FSC-klagomål.docx
+++ b/klagomål/Bergmyrarna avvanm FSC-klagomål.docx
@@ -2046,7 +2046,7 @@
     <w:r>
       <w:tab/>
       <w:tab/>
-      <w:t>2026-07-26</w:t>
+      <w:t>2026-07-27</w:t>
       <w:br/>
       <w:br/>
     </w:r>

--- a/klagomål/Bergmyrarna avvanm FSC-klagomål.docx
+++ b/klagomål/Bergmyrarna avvanm FSC-klagomål.docx
@@ -2046,7 +2046,7 @@
     <w:r>
       <w:tab/>
       <w:tab/>
-      <w:t>2026-07-27</w:t>
+      <w:t>2026-07-28</w:t>
       <w:br/>
       <w:br/>
     </w:r>

--- a/klagomål/Bergmyrarna avvanm FSC-klagomål.docx
+++ b/klagomål/Bergmyrarna avvanm FSC-klagomål.docx
@@ -2046,7 +2046,7 @@
     <w:r>
       <w:tab/>
       <w:tab/>
-      <w:t>2026-07-28</w:t>
+      <w:t>2026-07-29</w:t>
       <w:br/>
       <w:br/>
     </w:r>

--- a/klagomål/Bergmyrarna avvanm FSC-klagomål.docx
+++ b/klagomål/Bergmyrarna avvanm FSC-klagomål.docx
@@ -2046,7 +2046,7 @@
     <w:r>
       <w:tab/>
       <w:tab/>
-      <w:t>2026-07-29</w:t>
+      <w:t>2026-07-30</w:t>
       <w:br/>
       <w:br/>
     </w:r>

--- a/klagomål/Bergmyrarna avvanm FSC-klagomål.docx
+++ b/klagomål/Bergmyrarna avvanm FSC-klagomål.docx
@@ -178,7 +178,7 @@
       <w:r>
         <w:drawing>
           <wp:inline xmlns:a="http://schemas.openxmlformats.org/drawingml/2006/main" xmlns:pic="http://schemas.openxmlformats.org/drawingml/2006/picture">
-            <wp:extent cx="5486400" cy="4550494"/>
+            <wp:extent cx="5486400" cy="4552082"/>
             <wp:docPr id="1" name="Picture 1"/>
             <wp:cNvGraphicFramePr>
               <a:graphicFrameLocks noChangeAspect="1"/>
@@ -199,7 +199,7 @@
                   <pic:spPr>
                     <a:xfrm>
                       <a:off x="0" y="0"/>
-                      <a:ext cx="5486400" cy="4550494"/>
+                      <a:ext cx="5486400" cy="4552082"/>
                     </a:xfrm>
                     <a:prstGeom prst="rect"/>
                   </pic:spPr>

--- a/klagomål/Bergmyrarna avvanm FSC-klagomål.docx
+++ b/klagomål/Bergmyrarna avvanm FSC-klagomål.docx
@@ -2046,7 +2046,7 @@
     <w:r>
       <w:tab/>
       <w:tab/>
-      <w:t>2026-07-30</w:t>
+      <w:t>2026-07-31</w:t>
       <w:br/>
       <w:br/>
     </w:r>

--- a/klagomål/Bergmyrarna avvanm FSC-klagomål.docx
+++ b/klagomål/Bergmyrarna avvanm FSC-klagomål.docx
@@ -2046,7 +2046,7 @@
     <w:r>
       <w:tab/>
       <w:tab/>
-      <w:t>2026-07-31</w:t>
+      <w:t>2026-08-01</w:t>
       <w:br/>
       <w:br/>
     </w:r>

--- a/klagomål/Bergmyrarna avvanm FSC-klagomål.docx
+++ b/klagomål/Bergmyrarna avvanm FSC-klagomål.docx
@@ -2046,7 +2046,7 @@
     <w:r>
       <w:tab/>
       <w:tab/>
-      <w:t>2026-08-01</w:t>
+      <w:t>2026-08-02</w:t>
       <w:br/>
       <w:br/>
     </w:r>

--- a/klagomål/Bergmyrarna avvanm FSC-klagomål.docx
+++ b/klagomål/Bergmyrarna avvanm FSC-klagomål.docx
@@ -2046,7 +2046,7 @@
     <w:r>
       <w:tab/>
       <w:tab/>
-      <w:t>2026-08-02</w:t>
+      <w:t>2026-08-03</w:t>
       <w:br/>
       <w:br/>
     </w:r>

--- a/klagomål/Bergmyrarna avvanm FSC-klagomål.docx
+++ b/klagomål/Bergmyrarna avvanm FSC-klagomål.docx
@@ -2046,7 +2046,7 @@
     <w:r>
       <w:tab/>
       <w:tab/>
-      <w:t>2026-08-03</w:t>
+      <w:t>2026-08-04</w:t>
       <w:br/>
       <w:br/>
     </w:r>

--- a/klagomål/Bergmyrarna avvanm FSC-klagomål.docx
+++ b/klagomål/Bergmyrarna avvanm FSC-klagomål.docx
@@ -2046,7 +2046,7 @@
     <w:r>
       <w:tab/>
       <w:tab/>
-      <w:t>2026-08-04</w:t>
+      <w:t>2026-08-05</w:t>
       <w:br/>
       <w:br/>
     </w:r>

--- a/klagomål/Bergmyrarna avvanm FSC-klagomål.docx
+++ b/klagomål/Bergmyrarna avvanm FSC-klagomål.docx
@@ -2046,7 +2046,7 @@
     <w:r>
       <w:tab/>
       <w:tab/>
-      <w:t>2026-08-05</w:t>
+      <w:t>2026-08-06</w:t>
       <w:br/>
       <w:br/>
     </w:r>

--- a/klagomål/Bergmyrarna avvanm FSC-klagomål.docx
+++ b/klagomål/Bergmyrarna avvanm FSC-klagomål.docx
@@ -2046,7 +2046,7 @@
     <w:r>
       <w:tab/>
       <w:tab/>
-      <w:t>2026-08-06</w:t>
+      <w:t>2026-08-07</w:t>
       <w:br/>
       <w:br/>
     </w:r>

--- a/klagomål/Bergmyrarna avvanm FSC-klagomål.docx
+++ b/klagomål/Bergmyrarna avvanm FSC-klagomål.docx
@@ -2046,7 +2046,7 @@
     <w:r>
       <w:tab/>
       <w:tab/>
-      <w:t>2026-08-07</w:t>
+      <w:t>2026-08-08</w:t>
       <w:br/>
       <w:br/>
     </w:r>

--- a/klagomål/Bergmyrarna avvanm FSC-klagomål.docx
+++ b/klagomål/Bergmyrarna avvanm FSC-klagomål.docx
@@ -2046,7 +2046,7 @@
     <w:r>
       <w:tab/>
       <w:tab/>
-      <w:t>2026-08-08</w:t>
+      <w:t>2026-08-09</w:t>
       <w:br/>
       <w:br/>
     </w:r>

--- a/klagomål/Bergmyrarna avvanm FSC-klagomål.docx
+++ b/klagomål/Bergmyrarna avvanm FSC-klagomål.docx
@@ -2046,7 +2046,7 @@
     <w:r>
       <w:tab/>
       <w:tab/>
-      <w:t>2026-08-09</w:t>
+      <w:t>2026-08-10</w:t>
       <w:br/>
       <w:br/>
     </w:r>

--- a/klagomål/Bergmyrarna avvanm FSC-klagomål.docx
+++ b/klagomål/Bergmyrarna avvanm FSC-klagomål.docx
@@ -2046,7 +2046,7 @@
     <w:r>
       <w:tab/>
       <w:tab/>
-      <w:t>2026-08-10</w:t>
+      <w:t>2026-08-11</w:t>
       <w:br/>
       <w:br/>
     </w:r>

--- a/klagomål/Bergmyrarna avvanm FSC-klagomål.docx
+++ b/klagomål/Bergmyrarna avvanm FSC-klagomål.docx
@@ -2046,7 +2046,7 @@
     <w:r>
       <w:tab/>
       <w:tab/>
-      <w:t>2026-08-11</w:t>
+      <w:t>2026-08-12</w:t>
       <w:br/>
       <w:br/>
     </w:r>

--- a/klagomål/Bergmyrarna avvanm FSC-klagomål.docx
+++ b/klagomål/Bergmyrarna avvanm FSC-klagomål.docx
@@ -2046,7 +2046,7 @@
     <w:r>
       <w:tab/>
       <w:tab/>
-      <w:t>2026-08-12</w:t>
+      <w:t>2026-08-13</w:t>
       <w:br/>
       <w:br/>
     </w:r>

--- a/klagomål/Bergmyrarna avvanm FSC-klagomål.docx
+++ b/klagomål/Bergmyrarna avvanm FSC-klagomål.docx
@@ -2046,7 +2046,7 @@
     <w:r>
       <w:tab/>
       <w:tab/>
-      <w:t>2026-08-13</w:t>
+      <w:t>2026-08-14</w:t>
       <w:br/>
       <w:br/>
     </w:r>

--- a/klagomål/Bergmyrarna avvanm FSC-klagomål.docx
+++ b/klagomål/Bergmyrarna avvanm FSC-klagomål.docx
@@ -2046,7 +2046,7 @@
     <w:r>
       <w:tab/>
       <w:tab/>
-      <w:t>2026-08-15</w:t>
+      <w:t>2026-08-16</w:t>
       <w:br/>
       <w:br/>
     </w:r>

--- a/klagomål/Bergmyrarna avvanm FSC-klagomål.docx
+++ b/klagomål/Bergmyrarna avvanm FSC-klagomål.docx
@@ -2046,7 +2046,7 @@
     <w:r>
       <w:tab/>
       <w:tab/>
-      <w:t>2026-08-16</w:t>
+      <w:t>2026-08-17</w:t>
       <w:br/>
       <w:br/>
     </w:r>

--- a/klagomål/Bergmyrarna avvanm FSC-klagomål.docx
+++ b/klagomål/Bergmyrarna avvanm FSC-klagomål.docx
@@ -2046,7 +2046,7 @@
     <w:r>
       <w:tab/>
       <w:tab/>
-      <w:t>2026-08-17</w:t>
+      <w:t>2026-08-18</w:t>
       <w:br/>
       <w:br/>
     </w:r>

--- a/klagomål/Bergmyrarna avvanm FSC-klagomål.docx
+++ b/klagomål/Bergmyrarna avvanm FSC-klagomål.docx
@@ -2046,7 +2046,7 @@
     <w:r>
       <w:tab/>
       <w:tab/>
-      <w:t>2026-08-18</w:t>
+      <w:t>2026-08-19</w:t>
       <w:br/>
       <w:br/>
     </w:r>

--- a/klagomål/Bergmyrarna avvanm FSC-klagomål.docx
+++ b/klagomål/Bergmyrarna avvanm FSC-klagomål.docx
@@ -2046,7 +2046,7 @@
     <w:r>
       <w:tab/>
       <w:tab/>
-      <w:t>2026-08-19</w:t>
+      <w:t>2026-08-20</w:t>
       <w:br/>
       <w:br/>
     </w:r>

--- a/klagomål/Bergmyrarna avvanm FSC-klagomål.docx
+++ b/klagomål/Bergmyrarna avvanm FSC-klagomål.docx
@@ -2046,7 +2046,7 @@
     <w:r>
       <w:tab/>
       <w:tab/>
-      <w:t>2026-08-20</w:t>
+      <w:t>2026-08-21</w:t>
       <w:br/>
       <w:br/>
     </w:r>

--- a/klagomål/Bergmyrarna avvanm FSC-klagomål.docx
+++ b/klagomål/Bergmyrarna avvanm FSC-klagomål.docx
@@ -2046,7 +2046,7 @@
     <w:r>
       <w:tab/>
       <w:tab/>
-      <w:t>2026-08-21</w:t>
+      <w:t>2026-08-22</w:t>
       <w:br/>
       <w:br/>
     </w:r>

--- a/klagomål/Bergmyrarna avvanm FSC-klagomål.docx
+++ b/klagomål/Bergmyrarna avvanm FSC-klagomål.docx
@@ -2046,7 +2046,7 @@
     <w:r>
       <w:tab/>
       <w:tab/>
-      <w:t>2026-08-22</w:t>
+      <w:t>2026-08-23</w:t>
       <w:br/>
       <w:br/>
     </w:r>

--- a/klagomål/Bergmyrarna avvanm FSC-klagomål.docx
+++ b/klagomål/Bergmyrarna avvanm FSC-klagomål.docx
@@ -2046,7 +2046,7 @@
     <w:r>
       <w:tab/>
       <w:tab/>
-      <w:t>2026-08-23</w:t>
+      <w:t>2026-08-24</w:t>
       <w:br/>
       <w:br/>
     </w:r>

--- a/klagomål/Bergmyrarna avvanm FSC-klagomål.docx
+++ b/klagomål/Bergmyrarna avvanm FSC-klagomål.docx
@@ -2046,7 +2046,7 @@
     <w:r>
       <w:tab/>
       <w:tab/>
-      <w:t>2026-08-24</w:t>
+      <w:t>2026-08-25</w:t>
       <w:br/>
       <w:br/>
     </w:r>

--- a/klagomål/Bergmyrarna avvanm FSC-klagomål.docx
+++ b/klagomål/Bergmyrarna avvanm FSC-klagomål.docx
@@ -2046,7 +2046,7 @@
     <w:r>
       <w:tab/>
       <w:tab/>
-      <w:t>2026-08-25</w:t>
+      <w:t>2026-08-26</w:t>
       <w:br/>
       <w:br/>
     </w:r>

--- a/klagomål/Bergmyrarna avvanm FSC-klagomål.docx
+++ b/klagomål/Bergmyrarna avvanm FSC-klagomål.docx
@@ -2046,7 +2046,7 @@
     <w:r>
       <w:tab/>
       <w:tab/>
-      <w:t>2026-08-26</w:t>
+      <w:t>2026-08-27</w:t>
       <w:br/>
       <w:br/>
     </w:r>

--- a/klagomål/Bergmyrarna avvanm FSC-klagomål.docx
+++ b/klagomål/Bergmyrarna avvanm FSC-klagomål.docx
@@ -2046,7 +2046,7 @@
     <w:r>
       <w:tab/>
       <w:tab/>
-      <w:t>2026-08-27</w:t>
+      <w:t>2026-08-28</w:t>
       <w:br/>
       <w:br/>
     </w:r>

--- a/klagomål/Bergmyrarna avvanm FSC-klagomål.docx
+++ b/klagomål/Bergmyrarna avvanm FSC-klagomål.docx
@@ -2046,7 +2046,7 @@
     <w:r>
       <w:tab/>
       <w:tab/>
-      <w:t>2026-08-28</w:t>
+      <w:t>2026-08-29</w:t>
       <w:br/>
       <w:br/>
     </w:r>

--- a/klagomål/Bergmyrarna avvanm FSC-klagomål.docx
+++ b/klagomål/Bergmyrarna avvanm FSC-klagomål.docx
@@ -2046,7 +2046,7 @@
     <w:r>
       <w:tab/>
       <w:tab/>
-      <w:t>2026-08-29</w:t>
+      <w:t>2026-08-30</w:t>
       <w:br/>
       <w:br/>
     </w:r>

--- a/klagomål/Bergmyrarna avvanm FSC-klagomål.docx
+++ b/klagomål/Bergmyrarna avvanm FSC-klagomål.docx
@@ -2046,7 +2046,7 @@
     <w:r>
       <w:tab/>
       <w:tab/>
-      <w:t>2026-08-30</w:t>
+      <w:t>2026-08-31</w:t>
       <w:br/>
       <w:br/>
     </w:r>

--- a/klagomål/Bergmyrarna avvanm FSC-klagomål.docx
+++ b/klagomål/Bergmyrarna avvanm FSC-klagomål.docx
@@ -2046,7 +2046,7 @@
     <w:r>
       <w:tab/>
       <w:tab/>
-      <w:t>2026-08-31</w:t>
+      <w:t>2026-09-01</w:t>
       <w:br/>
       <w:br/>
     </w:r>

--- a/klagomål/Bergmyrarna avvanm FSC-klagomål.docx
+++ b/klagomål/Bergmyrarna avvanm FSC-klagomål.docx
@@ -2046,7 +2046,7 @@
     <w:r>
       <w:tab/>
       <w:tab/>
-      <w:t>2026-09-01</w:t>
+      <w:t>2026-09-02</w:t>
       <w:br/>
       <w:br/>
     </w:r>

--- a/klagomål/Bergmyrarna avvanm FSC-klagomål.docx
+++ b/klagomål/Bergmyrarna avvanm FSC-klagomål.docx
@@ -2046,7 +2046,7 @@
     <w:r>
       <w:tab/>
       <w:tab/>
-      <w:t>2026-09-02</w:t>
+      <w:t>2026-09-03</w:t>
       <w:br/>
       <w:br/>
     </w:r>

--- a/klagomål/Bergmyrarna avvanm FSC-klagomål.docx
+++ b/klagomål/Bergmyrarna avvanm FSC-klagomål.docx
@@ -2046,7 +2046,7 @@
     <w:r>
       <w:tab/>
       <w:tab/>
-      <w:t>2026-09-03</w:t>
+      <w:t>2026-09-04</w:t>
       <w:br/>
       <w:br/>
     </w:r>

--- a/klagomål/Bergmyrarna avvanm FSC-klagomål.docx
+++ b/klagomål/Bergmyrarna avvanm FSC-klagomål.docx
@@ -2046,7 +2046,7 @@
     <w:r>
       <w:tab/>
       <w:tab/>
-      <w:t>2026-09-04</w:t>
+      <w:t>2026-09-05</w:t>
       <w:br/>
       <w:br/>
     </w:r>

--- a/klagomål/Bergmyrarna avvanm FSC-klagomål.docx
+++ b/klagomål/Bergmyrarna avvanm FSC-klagomål.docx
@@ -2046,7 +2046,7 @@
     <w:r>
       <w:tab/>
       <w:tab/>
-      <w:t>2026-09-05</w:t>
+      <w:t>2026-09-06</w:t>
       <w:br/>
       <w:br/>
     </w:r>

--- a/klagomål/Bergmyrarna avvanm FSC-klagomål.docx
+++ b/klagomål/Bergmyrarna avvanm FSC-klagomål.docx
@@ -2046,7 +2046,7 @@
     <w:r>
       <w:tab/>
       <w:tab/>
-      <w:t>2026-09-06</w:t>
+      <w:t>2026-09-07</w:t>
       <w:br/>
       <w:br/>
     </w:r>

--- a/klagomål/Bergmyrarna avvanm FSC-klagomål.docx
+++ b/klagomål/Bergmyrarna avvanm FSC-klagomål.docx
@@ -2046,7 +2046,7 @@
     <w:r>
       <w:tab/>
       <w:tab/>
-      <w:t>2026-09-07</w:t>
+      <w:t>2026-09-08</w:t>
       <w:br/>
       <w:br/>
     </w:r>

--- a/klagomål/Bergmyrarna avvanm FSC-klagomål.docx
+++ b/klagomål/Bergmyrarna avvanm FSC-klagomål.docx
@@ -2046,7 +2046,7 @@
     <w:r>
       <w:tab/>
       <w:tab/>
-      <w:t>2026-09-08</w:t>
+      <w:t>2026-09-09</w:t>
       <w:br/>
       <w:br/>
     </w:r>

--- a/klagomål/Bergmyrarna avvanm FSC-klagomål.docx
+++ b/klagomål/Bergmyrarna avvanm FSC-klagomål.docx
@@ -2046,7 +2046,7 @@
     <w:r>
       <w:tab/>
       <w:tab/>
-      <w:t>2026-09-09</w:t>
+      <w:t>2026-09-10</w:t>
       <w:br/>
       <w:br/>
     </w:r>

--- a/klagomål/Bergmyrarna avvanm FSC-klagomål.docx
+++ b/klagomål/Bergmyrarna avvanm FSC-klagomål.docx
@@ -2046,7 +2046,7 @@
     <w:r>
       <w:tab/>
       <w:tab/>
-      <w:t>2026-09-10</w:t>
+      <w:t>2026-09-11</w:t>
       <w:br/>
       <w:br/>
     </w:r>

--- a/klagomål/Bergmyrarna avvanm FSC-klagomål.docx
+++ b/klagomål/Bergmyrarna avvanm FSC-klagomål.docx
@@ -2046,7 +2046,7 @@
     <w:r>
       <w:tab/>
       <w:tab/>
-      <w:t>2026-09-11</w:t>
+      <w:t>2026-09-12</w:t>
       <w:br/>
       <w:br/>
     </w:r>
